--- a/docs/项目计划书.docx
+++ b/docs/项目计划书.docx
@@ -12,7 +12,7 @@
           <w:b w:val="0"/>
           <w:sz w:val="40"/>
         </w:rPr>
-        <w:t>律衡（Legal Workbench）项目计划书（工程名：律政工作台）</w:t>
+        <w:t>法元（Faron · 工程名 legal-workbench）项目计划书（历史名：律政工作台 → 律衡）</w:t>
       </w:r>
     </w:p>
     <w:p>
@@ -34,7 +34,7 @@
           <w:b w:val="0"/>
           <w:color w:val="333333"/>
         </w:rPr>
-        <w:t>版本：v2.1（0.4.1 基线）｜日期：2026-09-06</w:t>
+        <w:t>版本：v2.4（2026-09-06：0.6.0 出包并推送 GitHub / 文档口径对齐 / 0.7.0 计划做实为任务清单）｜日期：2026-09-06</w:t>
       </w:r>
     </w:p>
     <w:p>
@@ -56,7 +56,7 @@
           <w:b w:val="0"/>
           <w:color w:val="333333"/>
         </w:rPr>
-        <w:t>关联文档：《README.md》《CHANGELOG.md》《docs/功能演示报告.md》《docs/06-参赛改进方案.md》《docs/07-真机验收清单.md》《docs/08-参赛材料包.md》《法库ETL工作区/ETL说明.md》</w:t>
+        <w:t>关联文档：《README.md》《CHANGELOG.md》《docs/README.md》《docs/功能演示报告.md》《docs/06-参赛改进方案.md》《docs/07-真机验收清单.md》《docs/08-参赛材料包.md》《docs/09-真机验收执行指引.md》《docs/05-优化路线图.md》《法库ETL工作区/ETL说明.md》</w:t>
       </w:r>
     </w:p>
     <w:p>
@@ -78,7 +78,45 @@
           <w:b w:val="0"/>
           <w:color w:val="333333"/>
         </w:rPr>
-        <w:t>产品现状：桌面端 v0.4.1 已实现并内置日美法库与</w:t>
+        <w:t xml:space="preserve">代码仓库：主程序 https://github.com/lin612320/Legal-Workspace （dev 分支，0.6.0 已打 tag </w:t>
+      </w:r>
+      <w:r>
+        <w:rPr>
+          <w:rFonts w:ascii="Consolas" w:hAnsi="Consolas" w:eastAsia="Microsoft YaHei"/>
+          <w:b w:val="0"/>
+          <w:sz w:val="20"/>
+        </w:rPr>
+        <w:t>v0.6.0</w:t>
+      </w:r>
+      <w:r>
+        <w:rPr>
+          <w:rFonts w:ascii="Microsoft YaHei" w:hAnsi="Microsoft YaHei" w:eastAsia="Microsoft YaHei"/>
+          <w:b w:val="0"/>
+          <w:color w:val="333333"/>
+        </w:rPr>
+        <w:t>）｜移动端演示 https://github.com/lin612320/legal-workbench-mobile （main 分支）</w:t>
+      </w:r>
+    </w:p>
+    <w:p>
+      <w:pPr>
+        <w:spacing w:after="40"/>
+        <w:ind w:left="240"/>
+      </w:pPr>
+      <w:r>
+        <w:rPr>
+          <w:rFonts w:ascii="Microsoft YaHei" w:hAnsi="Microsoft YaHei" w:eastAsia="Microsoft YaHei"/>
+          <w:b w:val="0"/>
+          <w:color w:val="1F4E79"/>
+        </w:rPr>
+        <w:t xml:space="preserve">▍ </w:t>
+      </w:r>
+      <w:r>
+        <w:rPr>
+          <w:rFonts w:ascii="Microsoft YaHei" w:hAnsi="Microsoft YaHei" w:eastAsia="Microsoft YaHei"/>
+          <w:b w:val="0"/>
+          <w:color w:val="333333"/>
+        </w:rPr>
+        <w:t xml:space="preserve">产品现状：桌面端 </w:t>
       </w:r>
       <w:r>
         <w:rPr>
@@ -86,7 +124,7 @@
           <w:b/>
           <w:color w:val="333333"/>
         </w:rPr>
-        <w:t>文书智能体「小衡」（数字员工）</w:t>
+        <w:t>v0.6.0「法元 · Faron」（已出包 + 已推送 GitHub）</w:t>
       </w:r>
       <w:r>
         <w:rPr>
@@ -94,7 +132,87 @@
           <w:b w:val="0"/>
           <w:color w:val="333333"/>
         </w:rPr>
-        <w:t>；移动端演示版已出 APK。</w:t>
+        <w:t>（功能面同 0.5.0「律衡」，品牌与智能体人设已切换；</w:t>
+      </w:r>
+      <w:r>
+        <w:rPr>
+          <w:rFonts w:ascii="Consolas" w:hAnsi="Consolas" w:eastAsia="Microsoft YaHei"/>
+          <w:b w:val="0"/>
+          <w:sz w:val="20"/>
+        </w:rPr>
+        <w:t>发布包/法元_0.6.0_x64-setup.exe</w:t>
+      </w:r>
+      <w:r>
+        <w:rPr>
+          <w:rFonts w:ascii="Microsoft YaHei" w:hAnsi="Microsoft YaHei" w:eastAsia="Microsoft YaHei"/>
+          <w:b w:val="0"/>
+          <w:color w:val="333333"/>
+        </w:rPr>
+        <w:t xml:space="preserve">，2026-09-06；代码随 docs/09 一并提交并推送 dev、tag </w:t>
+      </w:r>
+      <w:r>
+        <w:rPr>
+          <w:rFonts w:ascii="Consolas" w:hAnsi="Consolas" w:eastAsia="Microsoft YaHei"/>
+          <w:b w:val="0"/>
+          <w:sz w:val="20"/>
+        </w:rPr>
+        <w:t>v0.6.0</w:t>
+      </w:r>
+      <w:r>
+        <w:rPr>
+          <w:rFonts w:ascii="Microsoft YaHei" w:hAnsi="Microsoft YaHei" w:eastAsia="Microsoft YaHei"/>
+          <w:b w:val="0"/>
+          <w:color w:val="333333"/>
+        </w:rPr>
+        <w:t>）已实现并内置日美法库与</w:t>
+      </w:r>
+      <w:r>
+        <w:rPr>
+          <w:rFonts w:ascii="Microsoft YaHei" w:hAnsi="Microsoft YaHei" w:eastAsia="Microsoft YaHei"/>
+          <w:b/>
+          <w:color w:val="333333"/>
+        </w:rPr>
+        <w:t>文书智能体「小元」（数字员工，原「小衡」）</w:t>
+      </w:r>
+      <w:r>
+        <w:rPr>
+          <w:rFonts w:ascii="Microsoft YaHei" w:hAnsi="Microsoft YaHei" w:eastAsia="Microsoft YaHei"/>
+          <w:b w:val="0"/>
+          <w:color w:val="333333"/>
+        </w:rPr>
+        <w:t>（含确定性引用自检）；主场景为</w:t>
+      </w:r>
+      <w:r>
+        <w:rPr>
+          <w:rFonts w:ascii="Microsoft YaHei" w:hAnsi="Microsoft YaHei" w:eastAsia="Microsoft YaHei"/>
+          <w:b/>
+          <w:color w:val="333333"/>
+        </w:rPr>
+        <w:t>涉外/跨境法律业务</w:t>
+      </w:r>
+      <w:r>
+        <w:rPr>
+          <w:rFonts w:ascii="Microsoft YaHei" w:hAnsi="Microsoft YaHei" w:eastAsia="Microsoft YaHei"/>
+          <w:b w:val="0"/>
+          <w:color w:val="333333"/>
+        </w:rPr>
+        <w:t>（审阅涉日美合同/文书，引用本地内置日美官方法条），中文全量法库列入 0.7.0 计划（接入方案见 docs/07 §八、任务拆解见 §6.1）；移动端演示版已重打为法元品牌 APK 并推送 GitHub（</w:t>
+      </w:r>
+      <w:r>
+        <w:rPr>
+          <w:rFonts w:ascii="Consolas" w:hAnsi="Consolas" w:eastAsia="Microsoft YaHei"/>
+          <w:b w:val="0"/>
+          <w:sz w:val="20"/>
+        </w:rPr>
+        <w:t>发布/法元-移动端-演示-v0.1.0-debug.apk</w:t>
+      </w:r>
+      <w:r>
+        <w:rPr>
+          <w:rFonts w:ascii="Microsoft YaHei" w:hAnsi="Microsoft YaHei" w:eastAsia="Microsoft YaHei"/>
+          <w:b w:val="0"/>
+          <w:color w:val="333333"/>
+        </w:rPr>
+        <w:t>，2026-09-06）。</w:t>
       </w:r>
     </w:p>
     <w:p>
@@ -138,14 +256,14 @@
           <w:rFonts w:ascii="Microsoft YaHei" w:hAnsi="Microsoft YaHei" w:eastAsia="Microsoft YaHei"/>
           <w:b/>
         </w:rPr>
-        <w:t>律衡</w:t>
+        <w:t>法元</w:t>
       </w:r>
       <w:r>
         <w:rPr>
           <w:rFonts w:ascii="Microsoft YaHei" w:hAnsi="Microsoft YaHei" w:eastAsia="Microsoft YaHei"/>
           <w:b w:val="0"/>
         </w:rPr>
-        <w:t>（工程名：律政工作台，英文 Legal Workbench）是一个本地优先的法律工作一体化应用：把「法规库 + 文书智能体（小衡）+ AI 问答 + 翻译 + 悬浮球选词」收进一个单机应用。</w:t>
+        <w:t>（工程名：legal-workbench，历史名：律政工作台 → 律衡，英文 Faron）是一个本地优先的法律工作一体化应用：把「法规库 + 文书智能体（小元）+ AI 问答 + 翻译 + 悬浮球选词」收进一个单机应用。</w:t>
       </w:r>
       <w:r>
         <w:rPr>
@@ -159,21 +277,21 @@
           <w:rFonts w:ascii="Microsoft YaHei" w:hAnsi="Microsoft YaHei" w:eastAsia="Microsoft YaHei"/>
           <w:b w:val="0"/>
         </w:rPr>
-        <w:t>，敏感文书不出内网；内置日美法库（152,940 条条文）开箱即用；</w:t>
+        <w:t>，敏感文书不出内网；内置日美法库（152,940 条条文，来源 e-Gov / govinfo 官方）开箱即用——</w:t>
       </w:r>
       <w:r>
         <w:rPr>
           <w:rFonts w:ascii="Microsoft YaHei" w:hAnsi="Microsoft YaHei" w:eastAsia="Microsoft YaHei"/>
           <w:b/>
         </w:rPr>
-        <w:t>文书智能体「小衡」</w:t>
+        <w:t>主场景定位于涉外/跨境法律业务</w:t>
       </w:r>
       <w:r>
         <w:rPr>
           <w:rFonts w:ascii="Microsoft YaHei" w:hAnsi="Microsoft YaHei" w:eastAsia="Microsoft YaHei"/>
           <w:b w:val="0"/>
         </w:rPr>
-        <w:t>可自主查法条、起草并交付 .docx 文书——形成"听懂委托 → 制定计划 → 自主调用工具 → 交付可溯源成果"的端到端闭环（数字员工）。</w:t>
+        <w:t>：审阅涉日本、美国法律关系的合同与文书（中日合资、赴美投资、出口管制合规等），「文书智能体「小元」」可自主查真实法条、起草并交付 .docx 文书——形成"听懂委托 → 制定计划 → 自主调用工具 → 交付可溯源成果"的端到端闭环（数字员工）。中文全量法库列入 0.7.0 路线图（按权威公开源接入，禁止编造条文，见 docs/07 §八）；当前中文能力以内置示例法条 + 中文文书模板演示。</w:t>
       </w:r>
     </w:p>
     <w:p>
@@ -186,7 +304,7 @@
           <w:b w:val="0"/>
           <w:sz w:val="26"/>
         </w:rPr>
-        <w:t>1.2 目标（0.4.0 验收口径）</w:t>
+        <w:t>1.2 目标（0.6.0 验收口径）</w:t>
       </w:r>
     </w:p>
     <w:p>
@@ -206,7 +324,150 @@
           <w:rFonts w:ascii="Microsoft YaHei" w:hAnsi="Microsoft YaHei" w:eastAsia="Microsoft YaHei"/>
           <w:b w:val="0"/>
         </w:rPr>
-        <w:t>桌面端稳定交付 v0.4.0：法规检索（FTS5 优先）、AI 问答（RAG + 多会话 + 置顶悬浮窗）、文书智能体（规划 / function calling 工具循环 / .docx 交付 / 任务历史续跑 / 多智能体接力 / 人工闸门）、API Key 加密落盘、交付文件打开 / 定位、悬浮球双向联动。</w:t>
+        <w:t xml:space="preserve">功能面（0.5.0 已交付并出包）：法规检索（FTS5 优先）、AI 问答（RAG + 多会话 + 置顶悬浮窗）、文书智能体（规划 / function calling 工具循环 / .docx 交付 / 任务历史续跑 / 多智能体接力 / 人工闸门 / </w:t>
+      </w:r>
+      <w:r>
+        <w:rPr>
+          <w:rFonts w:ascii="Microsoft YaHei" w:hAnsi="Microsoft YaHei" w:eastAsia="Microsoft YaHei"/>
+          <w:b/>
+        </w:rPr>
+        <w:t>确定性引用自检</w:t>
+      </w:r>
+      <w:r>
+        <w:rPr>
+          <w:rFonts w:ascii="Microsoft YaHei" w:hAnsi="Microsoft YaHei" w:eastAsia="Microsoft YaHei"/>
+          <w:b w:val="0"/>
+        </w:rPr>
+        <w:t>）、API Key 加密落盘、交付文件打开 / 定位、悬浮球双向联动（含</w:t>
+      </w:r>
+      <w:r>
+        <w:rPr>
+          <w:rFonts w:ascii="Microsoft YaHei" w:hAnsi="Microsoft YaHei" w:eastAsia="Microsoft YaHei"/>
+          <w:b/>
+        </w:rPr>
+        <w:t>关联查找法规</w:t>
+      </w:r>
+      <w:r>
+        <w:rPr>
+          <w:rFonts w:ascii="Microsoft YaHei" w:hAnsi="Microsoft YaHei" w:eastAsia="Microsoft YaHei"/>
+          <w:b w:val="0"/>
+        </w:rPr>
+        <w:t>走主程序本地法库）。</w:t>
+      </w:r>
+    </w:p>
+    <w:p>
+      <w:pPr>
+        <w:spacing w:after="40"/>
+        <w:ind w:left="240"/>
+      </w:pPr>
+      <w:r>
+        <w:rPr>
+          <w:rFonts w:ascii="Microsoft YaHei" w:hAnsi="Microsoft YaHei" w:eastAsia="Microsoft YaHei"/>
+          <w:b w:val="0"/>
+        </w:rPr>
+        <w:t xml:space="preserve">•  </w:t>
+      </w:r>
+      <w:r>
+        <w:rPr>
+          <w:rFonts w:ascii="Microsoft YaHei" w:hAnsi="Microsoft YaHei" w:eastAsia="Microsoft YaHei"/>
+          <w:b/>
+        </w:rPr>
+        <w:t>0.6.0（品牌切换）</w:t>
+      </w:r>
+      <w:r>
+        <w:rPr>
+          <w:rFonts w:ascii="Microsoft YaHei" w:hAnsi="Microsoft YaHei" w:eastAsia="Microsoft YaHei"/>
+          <w:b w:val="0"/>
+        </w:rPr>
+        <w:t>：</w:t>
+      </w:r>
+      <w:r>
+        <w:rPr>
+          <w:rFonts w:ascii="Consolas" w:hAnsi="Consolas" w:eastAsia="Microsoft YaHei"/>
+          <w:b w:val="0"/>
+          <w:sz w:val="20"/>
+        </w:rPr>
+        <w:t>productName</w:t>
+      </w:r>
+      <w:r>
+        <w:rPr>
+          <w:rFonts w:ascii="Microsoft YaHei" w:hAnsi="Microsoft YaHei" w:eastAsia="Microsoft YaHei"/>
+          <w:b w:val="0"/>
+        </w:rPr>
+        <w:t xml:space="preserve"> / 窗口标题 / 侧栏 / 系统通知 / AI 提示词 / 悬浮球面板 / 交付物落款统一为「</w:t>
+      </w:r>
+      <w:r>
+        <w:rPr>
+          <w:rFonts w:ascii="Microsoft YaHei" w:hAnsi="Microsoft YaHei" w:eastAsia="Microsoft YaHei"/>
+          <w:b/>
+        </w:rPr>
+        <w:t>法元 · Faron</w:t>
+      </w:r>
+      <w:r>
+        <w:rPr>
+          <w:rFonts w:ascii="Microsoft YaHei" w:hAnsi="Microsoft YaHei" w:eastAsia="Microsoft YaHei"/>
+          <w:b w:val="0"/>
+        </w:rPr>
+        <w:t>」，文书智能体人设更名「</w:t>
+      </w:r>
+      <w:r>
+        <w:rPr>
+          <w:rFonts w:ascii="Microsoft YaHei" w:hAnsi="Microsoft YaHei" w:eastAsia="Microsoft YaHei"/>
+          <w:b/>
+        </w:rPr>
+        <w:t>小元</w:t>
+      </w:r>
+      <w:r>
+        <w:rPr>
+          <w:rFonts w:ascii="Microsoft YaHei" w:hAnsi="Microsoft YaHei" w:eastAsia="Microsoft YaHei"/>
+          <w:b w:val="0"/>
+        </w:rPr>
+        <w:t xml:space="preserve">」；工程名 / 主程序 exe / 进程 / </w:t>
+      </w:r>
+      <w:r>
+        <w:rPr>
+          <w:rFonts w:ascii="Consolas" w:hAnsi="Consolas" w:eastAsia="Microsoft YaHei"/>
+          <w:b w:val="0"/>
+          <w:sz w:val="20"/>
+        </w:rPr>
+        <w:t>identifier</w:t>
+      </w:r>
+      <w:r>
+        <w:rPr>
+          <w:rFonts w:ascii="Microsoft YaHei" w:hAnsi="Microsoft YaHei" w:eastAsia="Microsoft YaHei"/>
+          <w:b w:val="0"/>
+        </w:rPr>
+        <w:t xml:space="preserve"> / 数据目录（</w:t>
+      </w:r>
+      <w:r>
+        <w:rPr>
+          <w:rFonts w:ascii="Consolas" w:hAnsi="Consolas" w:eastAsia="Microsoft YaHei"/>
+          <w:b w:val="0"/>
+          <w:sz w:val="20"/>
+        </w:rPr>
+        <w:t>legal-workbench</w:t>
+      </w:r>
+      <w:r>
+        <w:rPr>
+          <w:rFonts w:ascii="Microsoft YaHei" w:hAnsi="Microsoft YaHei" w:eastAsia="Microsoft YaHei"/>
+          <w:b w:val="0"/>
+        </w:rPr>
+        <w:t>、</w:t>
+      </w:r>
+      <w:r>
+        <w:rPr>
+          <w:rFonts w:ascii="Consolas" w:hAnsi="Consolas" w:eastAsia="Microsoft YaHei"/>
+          <w:b w:val="0"/>
+          <w:sz w:val="20"/>
+        </w:rPr>
+        <w:t>com.legalworkbench.app</w:t>
+      </w:r>
+      <w:r>
+        <w:rPr>
+          <w:rFonts w:ascii="Microsoft YaHei" w:hAnsi="Microsoft YaHei" w:eastAsia="Microsoft YaHei"/>
+          <w:b w:val="0"/>
+        </w:rPr>
+        <w:t>）不变；版本升至 0.6.0。</w:t>
       </w:r>
     </w:p>
     <w:p>
@@ -226,7 +487,7 @@
           <w:rFonts w:ascii="Microsoft YaHei" w:hAnsi="Microsoft YaHei" w:eastAsia="Microsoft YaHei"/>
           <w:b w:val="0"/>
         </w:rPr>
-        <w:t>交付物：</w:t>
+        <w:t>交付物（已出包，2026-09-06）：</w:t>
       </w:r>
       <w:r>
         <w:rPr>
@@ -234,7 +495,7 @@
           <w:b w:val="0"/>
           <w:sz w:val="20"/>
         </w:rPr>
-        <w:t>律政工作台_0.4.1_x64-setup.exe</w:t>
+        <w:t>发布包/法元_0.6.0_x64-setup.exe</w:t>
       </w:r>
       <w:r>
         <w:rPr>
@@ -249,14 +510,138 @@
           <w:b w:val="0"/>
           <w:sz w:val="20"/>
         </w:rPr>
-        <w:t>win-unpacked-0.4.1</w:t>
+        <w:t>win-unpacked-0.6.0</w:t>
       </w:r>
       <w:r>
         <w:rPr>
           <w:rFonts w:ascii="Microsoft YaHei" w:hAnsi="Microsoft YaHei" w:eastAsia="Microsoft YaHei"/>
           <w:b w:val="0"/>
         </w:rPr>
-        <w:t>）＋成套参赛文档（docs/06–08）。</w:t>
+        <w:t xml:space="preserve">；移动端 </w:t>
+      </w:r>
+      <w:r>
+        <w:rPr>
+          <w:rFonts w:ascii="Consolas" w:hAnsi="Consolas" w:eastAsia="Microsoft YaHei"/>
+          <w:b w:val="0"/>
+          <w:sz w:val="20"/>
+        </w:rPr>
+        <w:t>律政工作台-移动端/发布/法元-移动端-演示-v0.1.0-debug.apk</w:t>
+      </w:r>
+      <w:r>
+        <w:rPr>
+          <w:rFonts w:ascii="Microsoft YaHei" w:hAnsi="Microsoft YaHei" w:eastAsia="Microsoft YaHei"/>
+          <w:b w:val="0"/>
+        </w:rPr>
+        <w:t xml:space="preserve">；0.4.x / 0.5.0「律衡」历史包同存于 </w:t>
+      </w:r>
+      <w:r>
+        <w:rPr>
+          <w:rFonts w:ascii="Consolas" w:hAnsi="Consolas" w:eastAsia="Microsoft YaHei"/>
+          <w:b w:val="0"/>
+          <w:sz w:val="20"/>
+        </w:rPr>
+        <w:t>发布包/</w:t>
+      </w:r>
+      <w:r>
+        <w:rPr>
+          <w:rFonts w:ascii="Microsoft YaHei" w:hAnsi="Microsoft YaHei" w:eastAsia="Microsoft YaHei"/>
+          <w:b w:val="0"/>
+        </w:rPr>
+        <w:t>）＋成套参赛文档（docs/06–09）。</w:t>
+      </w:r>
+    </w:p>
+    <w:p>
+      <w:pPr>
+        <w:spacing w:after="40"/>
+        <w:ind w:left="240"/>
+      </w:pPr>
+      <w:r>
+        <w:rPr>
+          <w:rFonts w:ascii="Microsoft YaHei" w:hAnsi="Microsoft YaHei" w:eastAsia="Microsoft YaHei"/>
+          <w:b w:val="0"/>
+        </w:rPr>
+        <w:t xml:space="preserve">•  </w:t>
+      </w:r>
+      <w:r>
+        <w:rPr>
+          <w:rFonts w:ascii="Microsoft YaHei" w:hAnsi="Microsoft YaHei" w:eastAsia="Microsoft YaHei"/>
+          <w:b w:val="0"/>
+        </w:rPr>
+        <w:t xml:space="preserve">代码发布（2026-09-06，已推送并打 tag）：主程序 </w:t>
+      </w:r>
+      <w:r>
+        <w:rPr>
+          <w:rFonts w:ascii="Consolas" w:hAnsi="Consolas" w:eastAsia="Microsoft YaHei"/>
+          <w:b w:val="0"/>
+          <w:sz w:val="20"/>
+        </w:rPr>
+        <w:t>lin612320/Legal-Workspace</w:t>
+      </w:r>
+      <w:r>
+        <w:rPr>
+          <w:rFonts w:ascii="Microsoft YaHei" w:hAnsi="Microsoft YaHei" w:eastAsia="Microsoft YaHei"/>
+          <w:b w:val="0"/>
+        </w:rPr>
+        <w:t xml:space="preserve"> → </w:t>
+      </w:r>
+      <w:r>
+        <w:rPr>
+          <w:rFonts w:ascii="Consolas" w:hAnsi="Consolas" w:eastAsia="Microsoft YaHei"/>
+          <w:b w:val="0"/>
+          <w:sz w:val="20"/>
+        </w:rPr>
+        <w:t>dev</w:t>
+      </w:r>
+      <w:r>
+        <w:rPr>
+          <w:rFonts w:ascii="Microsoft YaHei" w:hAnsi="Microsoft YaHei" w:eastAsia="Microsoft YaHei"/>
+          <w:b w:val="0"/>
+        </w:rPr>
+        <w:t xml:space="preserve"> 分支（含 0.6.0 品牌切换改动与 docs/01–09 同步，tag </w:t>
+      </w:r>
+      <w:r>
+        <w:rPr>
+          <w:rFonts w:ascii="Microsoft YaHei" w:hAnsi="Microsoft YaHei" w:eastAsia="Microsoft YaHei"/>
+          <w:b/>
+        </w:rPr>
+        <w:t>`v0.6.0`</w:t>
+      </w:r>
+      <w:r>
+        <w:rPr>
+          <w:rFonts w:ascii="Microsoft YaHei" w:hAnsi="Microsoft YaHei" w:eastAsia="Microsoft YaHei"/>
+          <w:b w:val="0"/>
+        </w:rPr>
+        <w:t xml:space="preserve">）；移动端演示 </w:t>
+      </w:r>
+      <w:r>
+        <w:rPr>
+          <w:rFonts w:ascii="Consolas" w:hAnsi="Consolas" w:eastAsia="Microsoft YaHei"/>
+          <w:b w:val="0"/>
+          <w:sz w:val="20"/>
+        </w:rPr>
+        <w:t>lin612320/legal-workbench-mobile</w:t>
+      </w:r>
+      <w:r>
+        <w:rPr>
+          <w:rFonts w:ascii="Microsoft YaHei" w:hAnsi="Microsoft YaHei" w:eastAsia="Microsoft YaHei"/>
+          <w:b w:val="0"/>
+        </w:rPr>
+        <w:t xml:space="preserve"> → </w:t>
+      </w:r>
+      <w:r>
+        <w:rPr>
+          <w:rFonts w:ascii="Consolas" w:hAnsi="Consolas" w:eastAsia="Microsoft YaHei"/>
+          <w:b w:val="0"/>
+          <w:sz w:val="20"/>
+        </w:rPr>
+        <w:t>main</w:t>
+      </w:r>
+      <w:r>
+        <w:rPr>
+          <w:rFonts w:ascii="Microsoft YaHei" w:hAnsi="Microsoft YaHei" w:eastAsia="Microsoft YaHei"/>
+          <w:b w:val="0"/>
+        </w:rPr>
+        <w:t xml:space="preserve"> 分支（更名「法元 · Faron」+ 翻译统一走 AI 接口）。</w:t>
       </w:r>
     </w:p>
     <w:p>
@@ -291,7 +676,27 @@
           <w:rFonts w:ascii="Microsoft YaHei" w:hAnsi="Microsoft YaHei" w:eastAsia="Microsoft YaHei"/>
           <w:b w:val="0"/>
         </w:rPr>
-        <w:t>）。</w:t>
+        <w:t>），主演示场景为涉外/跨境日美法务。</w:t>
+      </w:r>
+    </w:p>
+    <w:p>
+      <w:pPr>
+        <w:spacing w:after="40"/>
+        <w:ind w:left="240"/>
+      </w:pPr>
+      <w:r>
+        <w:rPr>
+          <w:rFonts w:ascii="Microsoft YaHei" w:hAnsi="Microsoft YaHei" w:eastAsia="Microsoft YaHei"/>
+          <w:b w:val="0"/>
+        </w:rPr>
+        <w:t xml:space="preserve">•  </w:t>
+      </w:r>
+      <w:r>
+        <w:rPr>
+          <w:rFonts w:ascii="Microsoft YaHei" w:hAnsi="Microsoft YaHei" w:eastAsia="Microsoft YaHei"/>
+          <w:b w:val="0"/>
+        </w:rPr>
+        <w:t>路线图（0.7.0，任务拆解见 §6.1）：中文全量法库接入（docs/07 §八）为主轴，配套数据安全（P0）、架构与体验（P1/P2）与工程化（P3）改进。</w:t>
       </w:r>
     </w:p>
     <w:p>
@@ -392,7 +797,23 @@
                 <w:b w:val="0"/>
                 <w:sz w:val="18"/>
               </w:rPr>
-              <w:t>✅ 已实现 v0.4.1</w:t>
+              <w:t>✅ 0.6.0「法元」已出包并推送 GitHub（2026-09-06；</w:t>
+            </w:r>
+            <w:r>
+              <w:rPr>
+                <w:rFonts w:ascii="Consolas" w:hAnsi="Consolas" w:eastAsia="Microsoft YaHei"/>
+                <w:b w:val="0"/>
+                <w:sz w:val="18"/>
+              </w:rPr>
+              <w:t>lin612320/Legal-Workspace</w:t>
+            </w:r>
+            <w:r>
+              <w:rPr>
+                <w:rFonts w:ascii="Microsoft YaHei" w:hAnsi="Microsoft YaHei" w:eastAsia="Microsoft YaHei"/>
+                <w:b w:val="0"/>
+                <w:sz w:val="18"/>
+              </w:rPr>
+              <w:t>，dev 分支）</w:t>
             </w:r>
           </w:p>
         </w:tc>
@@ -407,7 +828,7 @@
                 <w:b w:val="0"/>
                 <w:sz w:val="18"/>
               </w:rPr>
-              <w:t>10 版块：首页 / 法规查询 / 模板库 / AI 问答 / 文书智能体 / 翻译 / 待办提醒 / 专注计时 / 数据设置 / 数据导入；内置法库 152,940 条；悬浮球随包分发</w:t>
+              <w:t>10 版块：首页 / 法规查询 / 模板库 / AI 问答 / 文书智能体 / 翻译 / 待办提醒 / 专注计时 / 数据设置 / 数据导入；内置法库 152,940 条；悬浮球随包分发（含「关联查找法规」主程序桥）</w:t>
             </w:r>
           </w:p>
         </w:tc>
@@ -454,7 +875,7 @@
                 <w:b w:val="0"/>
                 <w:sz w:val="18"/>
               </w:rPr>
-              <w:t>划词即用（翻译 / 关联查找 / AI）、多皮肤、双向文件桥；划词可预填文书智能体任务材料</w:t>
+              <w:t>划词即用（翻译 / 关联查找法规 / AI）、多皮肤、双向文件桥；划词可预填文书智能体任务材料</w:t>
             </w:r>
           </w:p>
         </w:tc>
@@ -486,7 +907,23 @@
                 <w:b w:val="0"/>
                 <w:sz w:val="18"/>
               </w:rPr>
-              <w:t>🚧 演示 APK</w:t>
+              <w:t>🚧 演示 APK（已推送 GitHub：</w:t>
+            </w:r>
+            <w:r>
+              <w:rPr>
+                <w:rFonts w:ascii="Consolas" w:hAnsi="Consolas" w:eastAsia="Microsoft YaHei"/>
+                <w:b w:val="0"/>
+                <w:sz w:val="18"/>
+              </w:rPr>
+              <w:t>lin612320/legal-workbench-mobile</w:t>
+            </w:r>
+            <w:r>
+              <w:rPr>
+                <w:rFonts w:ascii="Microsoft YaHei" w:hAnsi="Microsoft YaHei" w:eastAsia="Microsoft YaHei"/>
+                <w:b w:val="0"/>
+                <w:sz w:val="18"/>
+              </w:rPr>
+              <w:t>，main 分支）</w:t>
             </w:r>
           </w:p>
         </w:tc>
@@ -501,7 +938,7 @@
                 <w:b w:val="0"/>
                 <w:sz w:val="18"/>
               </w:rPr>
-              <w:t>法规（国家 + 关键词）、AI 多会话、翻译、模板、待办、专注、主题；数据源已抽象 local / remote（服务端就绪后只读接入）</w:t>
+              <w:t>法规（国家 + 关键词）、AI 多会话、翻译（统一复用 AI 接口）、模板、待办、专注、主题；数据源已抽象 local / remote（服务端就绪后只读接入）</w:t>
             </w:r>
           </w:p>
         </w:tc>
@@ -597,7 +1034,7 @@
           <w:b w:val="0"/>
           <w:sz w:val="26"/>
         </w:rPr>
-        <w:t>2.1 0.4.0 明确不做（边界）</w:t>
+        <w:t>2.1 0.6.0 明确不做（边界）</w:t>
       </w:r>
     </w:p>
     <w:p>
@@ -618,6 +1055,33 @@
           <w:b w:val="0"/>
         </w:rPr>
         <w:t>云账号 / 多端同步 / 多人协作（本地优先是产品定位，不是缺陷）；</w:t>
+      </w:r>
+    </w:p>
+    <w:p>
+      <w:pPr>
+        <w:spacing w:after="40"/>
+        <w:ind w:left="240"/>
+      </w:pPr>
+      <w:r>
+        <w:rPr>
+          <w:rFonts w:ascii="Microsoft YaHei" w:hAnsi="Microsoft YaHei" w:eastAsia="Microsoft YaHei"/>
+          <w:b w:val="0"/>
+        </w:rPr>
+        <w:t xml:space="preserve">•  </w:t>
+      </w:r>
+      <w:r>
+        <w:rPr>
+          <w:rFonts w:ascii="Microsoft YaHei" w:hAnsi="Microsoft YaHei" w:eastAsia="Microsoft YaHei"/>
+          <w:b/>
+        </w:rPr>
+        <w:t>中文全量法库</w:t>
+      </w:r>
+      <w:r>
+        <w:rPr>
+          <w:rFonts w:ascii="Microsoft YaHei" w:hAnsi="Microsoft YaHei" w:eastAsia="Microsoft YaHei"/>
+          <w:b w:val="0"/>
+        </w:rPr>
+        <w:t>（主场景已定位为涉外/跨境日美法务；中文法条按权威公开源接入，列为 0.7.0 路线图，见 docs/07 §八）；</w:t>
       </w:r>
     </w:p>
     <w:p>
@@ -730,14 +1194,14 @@
           <w:rFonts w:ascii="Microsoft YaHei" w:hAnsi="Microsoft YaHei" w:eastAsia="Microsoft YaHei"/>
           <w:b/>
         </w:rPr>
-        <w:t>审合同（端到端）</w:t>
+        <w:t>审涉日/美合同（端到端主场景）</w:t>
       </w:r>
       <w:r>
         <w:rPr>
           <w:rFonts w:ascii="Microsoft YaHei" w:hAnsi="Microsoft YaHei" w:eastAsia="Microsoft YaHei"/>
           <w:b w:val="0"/>
         </w:rPr>
-        <w:t>：粘贴合同 → 文书智能体制定计划 → 自主检索真实法条 → 起草《审查意见书》→ 导出 .docx、引用可反查。</w:t>
+        <w:t>：粘贴涉日合资、赴美投资、跨境贸易/出口合规类合同 → 文书智能体制定计划 → 自主检索本地内置的真实日美法条 → 起草《合同审查意见书》（中文输出，引用日美法条原文号 + 来源）→ 导出 .docx、引用可反查。</w:t>
       </w:r>
     </w:p>
     <w:p>
@@ -757,14 +1221,14 @@
           <w:rFonts w:ascii="Microsoft YaHei" w:hAnsi="Microsoft YaHei" w:eastAsia="Microsoft YaHei"/>
           <w:b/>
         </w:rPr>
-        <w:t>写文书</w:t>
+        <w:t>写涉外文书</w:t>
       </w:r>
       <w:r>
         <w:rPr>
           <w:rFonts w:ascii="Microsoft YaHei" w:hAnsi="Microsoft YaHei" w:eastAsia="Microsoft YaHei"/>
           <w:b w:val="0"/>
         </w:rPr>
-        <w:t>：起诉状 / 质证意见一键流水线，模板 + 法条双支撑，产出可二次编辑。</w:t>
+        <w:t>：起诉状 / 质证意见一键流水线，模板 + 法条双支撑，产出可二次编辑；检索词、法源、文书语言可按"涉日 / 涉美"分流。</w:t>
       </w:r>
     </w:p>
     <w:p>
@@ -818,7 +1282,7 @@
           <w:rFonts w:ascii="Microsoft YaHei" w:hAnsi="Microsoft YaHei" w:eastAsia="Microsoft YaHei"/>
           <w:b w:val="0"/>
         </w:rPr>
-        <w:t>：涉外业务查日本法 / 美国法典——"遺留分""trademark"国家内秒级命中，出处可标注。</w:t>
+        <w:t>：涉外业务查日本法 / 美国法典——"遺留分""trademark"国家内秒级命中，出处可标注（FTS5）。</w:t>
       </w:r>
     </w:p>
     <w:p>
@@ -845,7 +1309,7 @@
           <w:rFonts w:ascii="Microsoft YaHei" w:hAnsi="Microsoft YaHei" w:eastAsia="Microsoft YaHei"/>
           <w:b w:val="0"/>
         </w:rPr>
-        <w:t>：悬浮球在任意应用划词 → 翻译 / 关联查找 / 预填任务材料。</w:t>
+        <w:t>：悬浮球在任意应用划词 → 翻译 / 关联查找（走主程序本地法库检索）/ 预填任务材料。</w:t>
       </w:r>
     </w:p>
     <w:p>
@@ -859,6 +1323,33 @@
           <w:b w:val="0"/>
         </w:rPr>
         <w:t xml:space="preserve">6.  </w:t>
+      </w:r>
+      <w:r>
+        <w:rPr>
+          <w:rFonts w:ascii="Microsoft YaHei" w:hAnsi="Microsoft YaHei" w:eastAsia="Microsoft YaHei"/>
+          <w:b/>
+        </w:rPr>
+        <w:t>中文法务延伸（路线图，0.7.0）</w:t>
+      </w:r>
+      <w:r>
+        <w:rPr>
+          <w:rFonts w:ascii="Microsoft YaHei" w:hAnsi="Microsoft YaHei" w:eastAsia="Microsoft YaHei"/>
+          <w:b w:val="0"/>
+        </w:rPr>
+        <w:t>：接入中文全量法条后，同一套智能体能力服务于国内审合同 / 劳动纠纷等场景；当前中文以内置示例法条 + 中文文书模板演示。</w:t>
+      </w:r>
+    </w:p>
+    <w:p>
+      <w:pPr>
+        <w:spacing w:after="40"/>
+        <w:ind w:left="240"/>
+      </w:pPr>
+      <w:r>
+        <w:rPr>
+          <w:rFonts w:ascii="Microsoft YaHei" w:hAnsi="Microsoft YaHei" w:eastAsia="Microsoft YaHei"/>
+          <w:b w:val="0"/>
+        </w:rPr>
+        <w:t xml:space="preserve">7.  </w:t>
       </w:r>
       <w:r>
         <w:rPr>
@@ -898,7 +1389,7 @@
           <w:b w:val="0"/>
           <w:sz w:val="26"/>
         </w:rPr>
-        <w:t>4.1 桌面端（0.4.0 已实现）</w:t>
+        <w:t>4.1 桌面端（功能 0.5.0 已实现；0.6.0 品牌「法元 · Faron」）</w:t>
       </w:r>
     </w:p>
     <w:p>
@@ -914,7 +1405,7 @@
           <w:rFonts w:ascii="Microsoft YaHei" w:hAnsi="Microsoft YaHei" w:eastAsia="Microsoft YaHei"/>
           <w:b/>
         </w:rPr>
-        <w:t>文书智能体「小衡」（合同审查 / 起诉状 / 质证意见三条流水线；计划卡 / 工具循环 / 人工闸门 / 历史续跑 / 接力可视化；交付 .docx）</w:t>
+        <w:t>文书智能体「小元」（合同审查 / 起诉状 / 质证意见三条流水线；计划卡 / 工具循环 / 人工闸门 / 历史续跑 / 接力可视化；交付 .docx）</w:t>
       </w:r>
       <w:r>
         <w:rPr>
@@ -1033,7 +1524,7 @@
           <w:b w:val="0"/>
           <w:sz w:val="26"/>
         </w:rPr>
-        <w:t>4.2 移动端（演示版已出）</w:t>
+        <w:t>4.2 移动端（法元 · 轻量伴随入口，演示版已出）</w:t>
       </w:r>
     </w:p>
     <w:p>
@@ -1108,7 +1599,22 @@
           <w:rFonts w:ascii="Microsoft YaHei" w:hAnsi="Microsoft YaHei" w:eastAsia="Microsoft YaHei"/>
           <w:b w:val="0"/>
         </w:rPr>
-        <w:t>范围说明：数据存本机（localStorage），不含桌面全量法库与 Excel 导入（桌面能力）。</w:t>
+        <w:t>范围说明：数据存本机（localStorage）；演示口径为"法元的移动端生态演示"——不含桌面全量法库、Excel 导入、文书智能体任务与 .docx 交付（均为桌面能力）；在线检索源待服务端部署后启用（当前未启用）；法元品牌 APK 已重打（</w:t>
+      </w:r>
+      <w:r>
+        <w:rPr>
+          <w:rFonts w:ascii="Consolas" w:hAnsi="Consolas" w:eastAsia="Microsoft YaHei"/>
+          <w:b w:val="0"/>
+          <w:sz w:val="20"/>
+        </w:rPr>
+        <w:t>发布/法元-移动端-演示-v0.1.0-debug.apk</w:t>
+      </w:r>
+      <w:r>
+        <w:rPr>
+          <w:rFonts w:ascii="Microsoft YaHei" w:hAnsi="Microsoft YaHei" w:eastAsia="Microsoft YaHei"/>
+          <w:b w:val="0"/>
+        </w:rPr>
+        <w:t>，2026-09-06）。</w:t>
       </w:r>
     </w:p>
     <w:p>
@@ -1948,10 +2454,268 @@
             <w:r>
               <w:rPr>
                 <w:rFonts w:ascii="Microsoft YaHei" w:hAnsi="Microsoft YaHei" w:eastAsia="Microsoft YaHei"/>
+                <w:b/>
+                <w:sz w:val="18"/>
+              </w:rPr>
+              <w:t>0.4.2</w:t>
+            </w:r>
+          </w:p>
+        </w:tc>
+        <w:tc>
+          <w:tcPr>
+            <w:tcW w:type="dxa" w:w="2160"/>
+          </w:tcPr>
+          <w:p>
+            <w:r>
+              <w:rPr>
+                <w:rFonts w:ascii="Microsoft YaHei" w:hAnsi="Microsoft YaHei" w:eastAsia="Microsoft YaHei"/>
+                <w:b/>
+                <w:sz w:val="18"/>
+              </w:rPr>
+              <w:t>2026-09-06</w:t>
+            </w:r>
+          </w:p>
+        </w:tc>
+        <w:tc>
+          <w:tcPr>
+            <w:tcW w:type="dxa" w:w="2160"/>
+          </w:tcPr>
+          <w:p>
+            <w:r>
+              <w:rPr>
+                <w:rFonts w:ascii="Microsoft YaHei" w:hAnsi="Microsoft YaHei" w:eastAsia="Microsoft YaHei"/>
+                <w:b/>
+                <w:sz w:val="18"/>
+              </w:rPr>
+              <w:t>确定性引用自检（代码级规则逐条比对引用与工具真实返回，非模型自查）</w:t>
+            </w:r>
+          </w:p>
+        </w:tc>
+        <w:tc>
+          <w:tcPr>
+            <w:tcW w:type="dxa" w:w="2160"/>
+          </w:tcPr>
+          <w:p>
+            <w:r>
+              <w:rPr>
+                <w:rFonts w:ascii="Microsoft YaHei" w:hAnsi="Microsoft YaHei" w:eastAsia="Microsoft YaHei"/>
                 <w:b w:val="0"/>
                 <w:sz w:val="18"/>
               </w:rPr>
-              <w:t>0.5.0（规划）</w:t>
+              <w:t>✅</w:t>
+            </w:r>
+          </w:p>
+        </w:tc>
+      </w:tr>
+      <w:tr>
+        <w:tc>
+          <w:tcPr>
+            <w:tcW w:type="dxa" w:w="2160"/>
+          </w:tcPr>
+          <w:p>
+            <w:r>
+              <w:rPr>
+                <w:rFonts w:ascii="Microsoft YaHei" w:hAnsi="Microsoft YaHei" w:eastAsia="Microsoft YaHei"/>
+                <w:b/>
+                <w:sz w:val="18"/>
+              </w:rPr>
+              <w:t>0.5.0</w:t>
+            </w:r>
+          </w:p>
+        </w:tc>
+        <w:tc>
+          <w:tcPr>
+            <w:tcW w:type="dxa" w:w="2160"/>
+          </w:tcPr>
+          <w:p>
+            <w:r>
+              <w:rPr>
+                <w:rFonts w:ascii="Microsoft YaHei" w:hAnsi="Microsoft YaHei" w:eastAsia="Microsoft YaHei"/>
+                <w:b/>
+                <w:sz w:val="18"/>
+              </w:rPr>
+              <w:t>2026-09-06</w:t>
+            </w:r>
+          </w:p>
+        </w:tc>
+        <w:tc>
+          <w:tcPr>
+            <w:tcW w:type="dxa" w:w="2160"/>
+          </w:tcPr>
+          <w:p>
+            <w:r>
+              <w:rPr>
+                <w:rFonts w:ascii="Microsoft YaHei" w:hAnsi="Microsoft YaHei" w:eastAsia="Microsoft YaHei"/>
+                <w:b/>
+                <w:sz w:val="18"/>
+              </w:rPr>
+              <w:t>安装包 / 产品名曾更名「律衡」；悬浮球「关联查找法规」走主程序本地法库；主场景定位于涉外/跨境日美法务</w:t>
+            </w:r>
+          </w:p>
+        </w:tc>
+        <w:tc>
+          <w:tcPr>
+            <w:tcW w:type="dxa" w:w="2160"/>
+          </w:tcPr>
+          <w:p>
+            <w:r>
+              <w:rPr>
+                <w:rFonts w:ascii="Microsoft YaHei" w:hAnsi="Microsoft YaHei" w:eastAsia="Microsoft YaHei"/>
+                <w:b w:val="0"/>
+                <w:sz w:val="18"/>
+              </w:rPr>
+              <w:t>✅ 出包（律衡_0.5.0_x64-setup.exe）；真机验收按 docs/09 执行</w:t>
+            </w:r>
+          </w:p>
+        </w:tc>
+      </w:tr>
+      <w:tr>
+        <w:tc>
+          <w:tcPr>
+            <w:tcW w:type="dxa" w:w="2160"/>
+          </w:tcPr>
+          <w:p>
+            <w:r>
+              <w:rPr>
+                <w:rFonts w:ascii="Microsoft YaHei" w:hAnsi="Microsoft YaHei" w:eastAsia="Microsoft YaHei"/>
+                <w:b/>
+                <w:sz w:val="18"/>
+              </w:rPr>
+              <w:t>0.6.0（当前）</w:t>
+            </w:r>
+          </w:p>
+        </w:tc>
+        <w:tc>
+          <w:tcPr>
+            <w:tcW w:type="dxa" w:w="2160"/>
+          </w:tcPr>
+          <w:p>
+            <w:r>
+              <w:rPr>
+                <w:rFonts w:ascii="Microsoft YaHei" w:hAnsi="Microsoft YaHei" w:eastAsia="Microsoft YaHei"/>
+                <w:b/>
+                <w:sz w:val="18"/>
+              </w:rPr>
+              <w:t>2026-09-06</w:t>
+            </w:r>
+          </w:p>
+        </w:tc>
+        <w:tc>
+          <w:tcPr>
+            <w:tcW w:type="dxa" w:w="2160"/>
+          </w:tcPr>
+          <w:p>
+            <w:r>
+              <w:rPr>
+                <w:rFonts w:ascii="Microsoft YaHei" w:hAnsi="Microsoft YaHei" w:eastAsia="Microsoft YaHei"/>
+                <w:b/>
+                <w:sz w:val="18"/>
+              </w:rPr>
+              <w:t>品牌切换「法元 · Faron」、智能体人设更名「小元」；用户可见文案与文档口径同步；工程标识（legal-workbench / com.legalworkbench.app）不变</w:t>
+            </w:r>
+          </w:p>
+        </w:tc>
+        <w:tc>
+          <w:tcPr>
+            <w:tcW w:type="dxa" w:w="2160"/>
+          </w:tcPr>
+          <w:p>
+            <w:r>
+              <w:rPr>
+                <w:rFonts w:ascii="Microsoft YaHei" w:hAnsi="Microsoft YaHei" w:eastAsia="Microsoft YaHei"/>
+                <w:b w:val="0"/>
+                <w:sz w:val="18"/>
+              </w:rPr>
+              <w:t>✅ 已出包并推送 GitHub（</w:t>
+            </w:r>
+            <w:r>
+              <w:rPr>
+                <w:rFonts w:ascii="Consolas" w:hAnsi="Consolas" w:eastAsia="Microsoft YaHei"/>
+                <w:b w:val="0"/>
+                <w:sz w:val="18"/>
+              </w:rPr>
+              <w:t>lin612320/Legal-Workspace</w:t>
+            </w:r>
+            <w:r>
+              <w:rPr>
+                <w:rFonts w:ascii="Microsoft YaHei" w:hAnsi="Microsoft YaHei" w:eastAsia="Microsoft YaHei"/>
+                <w:b w:val="0"/>
+                <w:sz w:val="18"/>
+              </w:rPr>
+              <w:t xml:space="preserve"> dev 分支，tag </w:t>
+            </w:r>
+            <w:r>
+              <w:rPr>
+                <w:rFonts w:ascii="Microsoft YaHei" w:hAnsi="Microsoft YaHei" w:eastAsia="Microsoft YaHei"/>
+                <w:b/>
+                <w:sz w:val="18"/>
+              </w:rPr>
+              <w:t>`v0.6.0`</w:t>
+            </w:r>
+            <w:r>
+              <w:rPr>
+                <w:rFonts w:ascii="Microsoft YaHei" w:hAnsi="Microsoft YaHei" w:eastAsia="Microsoft YaHei"/>
+                <w:b w:val="0"/>
+                <w:sz w:val="18"/>
+              </w:rPr>
+              <w:t xml:space="preserve">；移动端 </w:t>
+            </w:r>
+            <w:r>
+              <w:rPr>
+                <w:rFonts w:ascii="Consolas" w:hAnsi="Consolas" w:eastAsia="Microsoft YaHei"/>
+                <w:b w:val="0"/>
+                <w:sz w:val="18"/>
+              </w:rPr>
+              <w:t>legal-workbench-mobile</w:t>
+            </w:r>
+            <w:r>
+              <w:rPr>
+                <w:rFonts w:ascii="Microsoft YaHei" w:hAnsi="Microsoft YaHei" w:eastAsia="Microsoft YaHei"/>
+                <w:b w:val="0"/>
+                <w:sz w:val="18"/>
+              </w:rPr>
+              <w:t xml:space="preserve"> main）：</w:t>
+            </w:r>
+            <w:r>
+              <w:rPr>
+                <w:rFonts w:ascii="Consolas" w:hAnsi="Consolas" w:eastAsia="Microsoft YaHei"/>
+                <w:b w:val="0"/>
+                <w:sz w:val="18"/>
+              </w:rPr>
+              <w:t>发布包/法元_0.6.0_x64-setup.exe</w:t>
+            </w:r>
+            <w:r>
+              <w:rPr>
+                <w:rFonts w:ascii="Microsoft YaHei" w:hAnsi="Microsoft YaHei" w:eastAsia="Microsoft YaHei"/>
+                <w:b w:val="0"/>
+                <w:sz w:val="18"/>
+              </w:rPr>
+              <w:t>、</w:t>
+            </w:r>
+            <w:r>
+              <w:rPr>
+                <w:rFonts w:ascii="Consolas" w:hAnsi="Consolas" w:eastAsia="Microsoft YaHei"/>
+                <w:b w:val="0"/>
+                <w:sz w:val="18"/>
+              </w:rPr>
+              <w:t>发布/法元-移动端-演示-v0.1.0-debug.apk</w:t>
+            </w:r>
+          </w:p>
+        </w:tc>
+      </w:tr>
+      <w:tr>
+        <w:tc>
+          <w:tcPr>
+            <w:tcW w:type="dxa" w:w="2160"/>
+          </w:tcPr>
+          <w:p>
+            <w:r>
+              <w:rPr>
+                <w:rFonts w:ascii="Microsoft YaHei" w:hAnsi="Microsoft YaHei" w:eastAsia="Microsoft YaHei"/>
+                <w:b w:val="0"/>
+                <w:sz w:val="18"/>
+              </w:rPr>
+              <w:t>0.7.0（规划，拆解见 §6.1）</w:t>
             </w:r>
           </w:p>
         </w:tc>
@@ -1981,7 +2745,7 @@
                 <w:b w:val="0"/>
                 <w:sz w:val="18"/>
               </w:rPr>
-              <w:t>中文法库接入（docs/07 §八）、docx 表格版式、任务并发、自动备份调度、工程/安装包正式更名律衡</w:t>
+              <w:t>中文全量法库接入（docs/07 §八）为主轴；自动备份调度与可恢复校验（P0）；全局状态 / 并发 / 迁移版本化 / 长文本分块（P1）；docx 表格化版式与体验增强（P2）；测试 / lint / CI / 更新器（P3）</w:t>
             </w:r>
           </w:p>
         </w:tc>
@@ -2022,7 +2786,7 @@
           <w:b w:val="0"/>
           <w:color w:val="333333"/>
         </w:rPr>
-        <w:t xml:space="preserve">真机验收项见 </w:t>
+        <w:t xml:space="preserve">真机验收清单见 </w:t>
       </w:r>
       <w:r>
         <w:rPr>
@@ -2038,9 +2802,712 @@
           <w:b w:val="0"/>
           <w:color w:val="333333"/>
         </w:rPr>
-        <w:t>（27 项），完成后回填实测数据作为参赛实证。</w:t>
+        <w:t xml:space="preserve">，逐项执行指引与记录模板见 </w:t>
+      </w:r>
+      <w:r>
+        <w:rPr>
+          <w:rFonts w:ascii="Consolas" w:hAnsi="Consolas" w:eastAsia="Microsoft YaHei"/>
+          <w:b w:val="0"/>
+          <w:sz w:val="20"/>
+        </w:rPr>
+        <w:t>docs/09-真机验收执行指引.md</w:t>
+      </w:r>
+      <w:r>
+        <w:rPr>
+          <w:rFonts w:ascii="Microsoft YaHei" w:hAnsi="Microsoft YaHei" w:eastAsia="Microsoft YaHei"/>
+          <w:b w:val="0"/>
+          <w:color w:val="333333"/>
+        </w:rPr>
+        <w:t>，完成后回填实测数据作为参赛实证。</w:t>
       </w:r>
     </w:p>
+    <w:p>
+      <w:pPr>
+        <w:pStyle w:val="Heading3"/>
+      </w:pPr>
+      <w:r>
+        <w:rPr>
+          <w:rFonts w:ascii="Microsoft YaHei" w:hAnsi="Microsoft YaHei" w:eastAsia="Microsoft YaHei"/>
+          <w:b w:val="0"/>
+          <w:sz w:val="26"/>
+        </w:rPr>
+        <w:t>6.1 0.7.0 计划拆解（候选任务清单）</w:t>
+      </w:r>
+    </w:p>
+    <w:p>
+      <w:pPr>
+        <w:spacing w:after="40"/>
+        <w:ind w:left="240"/>
+      </w:pPr>
+      <w:r>
+        <w:rPr>
+          <w:rFonts w:ascii="Microsoft YaHei" w:hAnsi="Microsoft YaHei" w:eastAsia="Microsoft YaHei"/>
+          <w:b w:val="0"/>
+          <w:color w:val="1F4E79"/>
+        </w:rPr>
+        <w:t xml:space="preserve">▍ </w:t>
+      </w:r>
+      <w:r>
+        <w:rPr>
+          <w:rFonts w:ascii="Microsoft YaHei" w:hAnsi="Microsoft YaHei" w:eastAsia="Microsoft YaHei"/>
+          <w:b w:val="0"/>
+          <w:color w:val="333333"/>
+        </w:rPr>
+        <w:t>来源：</w:t>
+      </w:r>
+      <w:r>
+        <w:rPr>
+          <w:rFonts w:ascii="Consolas" w:hAnsi="Consolas" w:eastAsia="Microsoft YaHei"/>
+          <w:b w:val="0"/>
+          <w:sz w:val="20"/>
+        </w:rPr>
+        <w:t>docs/05-优化路线图.md</w:t>
+      </w:r>
+      <w:r>
+        <w:rPr>
+          <w:rFonts w:ascii="Microsoft YaHei" w:hAnsi="Microsoft YaHei" w:eastAsia="Microsoft YaHei"/>
+          <w:b w:val="0"/>
+          <w:color w:val="333333"/>
+        </w:rPr>
+        <w:t xml:space="preserve">（P0–P3 真实缺口，每项对应源码位置）与 </w:t>
+      </w:r>
+      <w:r>
+        <w:rPr>
+          <w:rFonts w:ascii="Consolas" w:hAnsi="Consolas" w:eastAsia="Microsoft YaHei"/>
+          <w:b w:val="0"/>
+          <w:sz w:val="20"/>
+        </w:rPr>
+        <w:t>docs/07-真机验收清单.md</w:t>
+      </w:r>
+      <w:r>
+        <w:rPr>
+          <w:rFonts w:ascii="Microsoft YaHei" w:hAnsi="Microsoft YaHei" w:eastAsia="Microsoft YaHei"/>
+          <w:b w:val="0"/>
+          <w:color w:val="333333"/>
+        </w:rPr>
+        <w:t xml:space="preserve"> §八（中文法库接入方案）。排期建议：</w:t>
+      </w:r>
+      <w:r>
+        <w:rPr>
+          <w:rFonts w:ascii="Microsoft YaHei" w:hAnsi="Microsoft YaHei" w:eastAsia="Microsoft YaHei"/>
+          <w:b/>
+          <w:color w:val="333333"/>
+        </w:rPr>
+        <w:t>M1 中文法库接入闭环 → M2 数据安全与架构稳定（P0+P1） → M3 体验与工程化（P2+P3 择要）</w:t>
+      </w:r>
+      <w:r>
+        <w:rPr>
+          <w:rFonts w:ascii="Microsoft YaHei" w:hAnsi="Microsoft YaHei" w:eastAsia="Microsoft YaHei"/>
+          <w:b w:val="0"/>
+          <w:color w:val="333333"/>
+        </w:rPr>
+        <w:t>，每期验收以 docs/07 清单 + docs/09 回填为准，</w:t>
+      </w:r>
+      <w:r>
+        <w:rPr>
+          <w:rFonts w:ascii="Consolas" w:hAnsi="Consolas" w:eastAsia="Microsoft YaHei"/>
+          <w:b w:val="0"/>
+          <w:sz w:val="20"/>
+        </w:rPr>
+        <w:t>npm run build</w:t>
+      </w:r>
+      <w:r>
+        <w:rPr>
+          <w:rFonts w:ascii="Microsoft YaHei" w:hAnsi="Microsoft YaHei" w:eastAsia="Microsoft YaHei"/>
+          <w:b w:val="0"/>
+          <w:color w:val="333333"/>
+        </w:rPr>
+        <w:t xml:space="preserve">（tsc）与 </w:t>
+      </w:r>
+      <w:r>
+        <w:rPr>
+          <w:rFonts w:ascii="Consolas" w:hAnsi="Consolas" w:eastAsia="Microsoft YaHei"/>
+          <w:b w:val="0"/>
+          <w:sz w:val="20"/>
+        </w:rPr>
+        <w:t>cargo check</w:t>
+      </w:r>
+      <w:r>
+        <w:rPr>
+          <w:rFonts w:ascii="Microsoft YaHei" w:hAnsi="Microsoft YaHei" w:eastAsia="Microsoft YaHei"/>
+          <w:b w:val="0"/>
+          <w:color w:val="333333"/>
+        </w:rPr>
+        <w:t xml:space="preserve"> 全绿后出包。</w:t>
+      </w:r>
+    </w:p>
+    <w:tbl>
+      <w:tblPr>
+        <w:tblStyle w:val="TableGrid"/>
+        <w:tblW w:type="auto" w:w="0"/>
+        <w:tblLook w:firstColumn="1" w:firstRow="1" w:lastColumn="0" w:lastRow="0" w:noHBand="0" w:noVBand="1" w:val="04A0"/>
+      </w:tblPr>
+      <w:tblGrid>
+        <w:gridCol w:w="2160"/>
+        <w:gridCol w:w="2160"/>
+        <w:gridCol w:w="2160"/>
+        <w:gridCol w:w="2160"/>
+      </w:tblGrid>
+      <w:tr>
+        <w:tc>
+          <w:tcPr>
+            <w:tcW w:type="dxa" w:w="2160"/>
+          </w:tcPr>
+          <w:p>
+            <w:r>
+              <w:rPr>
+                <w:rFonts w:ascii="Microsoft YaHei" w:hAnsi="Microsoft YaHei" w:eastAsia="Microsoft YaHei"/>
+                <w:b/>
+                <w:sz w:val="18"/>
+              </w:rPr>
+              <w:t>优先级</w:t>
+            </w:r>
+          </w:p>
+        </w:tc>
+        <w:tc>
+          <w:tcPr>
+            <w:tcW w:type="dxa" w:w="2160"/>
+          </w:tcPr>
+          <w:p>
+            <w:r>
+              <w:rPr>
+                <w:rFonts w:ascii="Microsoft YaHei" w:hAnsi="Microsoft YaHei" w:eastAsia="Microsoft YaHei"/>
+                <w:b/>
+                <w:sz w:val="18"/>
+              </w:rPr>
+              <w:t>任务</w:t>
+            </w:r>
+          </w:p>
+        </w:tc>
+        <w:tc>
+          <w:tcPr>
+            <w:tcW w:type="dxa" w:w="2160"/>
+          </w:tcPr>
+          <w:p>
+            <w:r>
+              <w:rPr>
+                <w:rFonts w:ascii="Microsoft YaHei" w:hAnsi="Microsoft YaHei" w:eastAsia="Microsoft YaHei"/>
+                <w:b/>
+                <w:sz w:val="18"/>
+              </w:rPr>
+              <w:t>验收要点</w:t>
+            </w:r>
+          </w:p>
+        </w:tc>
+        <w:tc>
+          <w:tcPr>
+            <w:tcW w:type="dxa" w:w="2160"/>
+          </w:tcPr>
+          <w:p>
+            <w:r>
+              <w:rPr>
+                <w:rFonts w:ascii="Microsoft YaHei" w:hAnsi="Microsoft YaHei" w:eastAsia="Microsoft YaHei"/>
+                <w:b/>
+                <w:sz w:val="18"/>
+              </w:rPr>
+              <w:t>来源</w:t>
+            </w:r>
+          </w:p>
+        </w:tc>
+      </w:tr>
+      <w:tr>
+        <w:tc>
+          <w:tcPr>
+            <w:tcW w:type="dxa" w:w="2160"/>
+          </w:tcPr>
+          <w:p>
+            <w:r>
+              <w:rPr>
+                <w:rFonts w:ascii="Microsoft YaHei" w:hAnsi="Microsoft YaHei" w:eastAsia="Microsoft YaHei"/>
+                <w:b w:val="0"/>
+                <w:sz w:val="18"/>
+              </w:rPr>
+              <w:t>P0 · 数据安全</w:t>
+            </w:r>
+          </w:p>
+        </w:tc>
+        <w:tc>
+          <w:tcPr>
+            <w:tcW w:type="dxa" w:w="2160"/>
+          </w:tcPr>
+          <w:p>
+            <w:r>
+              <w:rPr>
+                <w:rFonts w:ascii="Microsoft YaHei" w:hAnsi="Microsoft YaHei" w:eastAsia="Microsoft YaHei"/>
+                <w:b w:val="0"/>
+                <w:sz w:val="18"/>
+              </w:rPr>
+              <w:t xml:space="preserve">自动备份定时调度（仿待办 30s 通知轮询，按 </w:t>
+            </w:r>
+            <w:r>
+              <w:rPr>
+                <w:rFonts w:ascii="Consolas" w:hAnsi="Consolas" w:eastAsia="Microsoft YaHei"/>
+                <w:b w:val="0"/>
+                <w:sz w:val="18"/>
+              </w:rPr>
+              <w:t>backup.interval_days</w:t>
+            </w:r>
+            <w:r>
+              <w:rPr>
+                <w:rFonts w:ascii="Microsoft YaHei" w:hAnsi="Microsoft YaHei" w:eastAsia="Microsoft YaHei"/>
+                <w:b w:val="0"/>
+                <w:sz w:val="18"/>
+              </w:rPr>
+              <w:t xml:space="preserve"> 到点执行 </w:t>
+            </w:r>
+            <w:r>
+              <w:rPr>
+                <w:rFonts w:ascii="Consolas" w:hAnsi="Consolas" w:eastAsia="Microsoft YaHei"/>
+                <w:b w:val="0"/>
+                <w:sz w:val="18"/>
+              </w:rPr>
+              <w:t>backup_now</w:t>
+            </w:r>
+            <w:r>
+              <w:rPr>
+                <w:rFonts w:ascii="Microsoft YaHei" w:hAnsi="Microsoft YaHei" w:eastAsia="Microsoft YaHei"/>
+                <w:b w:val="0"/>
+                <w:sz w:val="18"/>
+              </w:rPr>
+              <w:t xml:space="preserve">）；备份可校验可恢复（先 </w:t>
+            </w:r>
+            <w:r>
+              <w:rPr>
+                <w:rFonts w:ascii="Consolas" w:hAnsi="Consolas" w:eastAsia="Microsoft YaHei"/>
+                <w:b w:val="0"/>
+                <w:sz w:val="18"/>
+              </w:rPr>
+              <w:t>wal_checkpoint(FULL)</w:t>
+            </w:r>
+            <w:r>
+              <w:rPr>
+                <w:rFonts w:ascii="Microsoft YaHei" w:hAnsi="Microsoft YaHei" w:eastAsia="Microsoft YaHei"/>
+                <w:b w:val="0"/>
+                <w:sz w:val="18"/>
+              </w:rPr>
+              <w:t xml:space="preserve"> 或 </w:t>
+            </w:r>
+            <w:r>
+              <w:rPr>
+                <w:rFonts w:ascii="Consolas" w:hAnsi="Consolas" w:eastAsia="Microsoft YaHei"/>
+                <w:b w:val="0"/>
+                <w:sz w:val="18"/>
+              </w:rPr>
+              <w:t>VACUUM INTO</w:t>
+            </w:r>
+            <w:r>
+              <w:rPr>
+                <w:rFonts w:ascii="Microsoft YaHei" w:hAnsi="Microsoft YaHei" w:eastAsia="Microsoft YaHei"/>
+                <w:b w:val="0"/>
+                <w:sz w:val="18"/>
+              </w:rPr>
+              <w:t>，备份后打开校验 / 行数核对；</w:t>
+            </w:r>
+            <w:r>
+              <w:rPr>
+                <w:rFonts w:ascii="Consolas" w:hAnsi="Consolas" w:eastAsia="Microsoft YaHei"/>
+                <w:b w:val="0"/>
+                <w:sz w:val="18"/>
+              </w:rPr>
+              <w:t>restore</w:t>
+            </w:r>
+            <w:r>
+              <w:rPr>
+                <w:rFonts w:ascii="Microsoft YaHei" w:hAnsi="Microsoft YaHei" w:eastAsia="Microsoft YaHei"/>
+                <w:b w:val="0"/>
+                <w:sz w:val="18"/>
+              </w:rPr>
+              <w:t xml:space="preserve"> 前先备份现状）</w:t>
+            </w:r>
+          </w:p>
+        </w:tc>
+        <w:tc>
+          <w:tcPr>
+            <w:tcW w:type="dxa" w:w="2160"/>
+          </w:tcPr>
+          <w:p>
+            <w:r>
+              <w:rPr>
+                <w:rFonts w:ascii="Microsoft YaHei" w:hAnsi="Microsoft YaHei" w:eastAsia="Microsoft YaHei"/>
+                <w:b w:val="0"/>
+                <w:sz w:val="18"/>
+              </w:rPr>
+              <w:t>到点自动出备份文件；还原后可打开、行数一致</w:t>
+            </w:r>
+          </w:p>
+        </w:tc>
+        <w:tc>
+          <w:tcPr>
+            <w:tcW w:type="dxa" w:w="2160"/>
+          </w:tcPr>
+          <w:p>
+            <w:r>
+              <w:rPr>
+                <w:rFonts w:ascii="Microsoft YaHei" w:hAnsi="Microsoft YaHei" w:eastAsia="Microsoft YaHei"/>
+                <w:b w:val="0"/>
+                <w:sz w:val="18"/>
+              </w:rPr>
+              <w:t>docs/05 P0</w:t>
+            </w:r>
+          </w:p>
+        </w:tc>
+      </w:tr>
+      <w:tr>
+        <w:tc>
+          <w:tcPr>
+            <w:tcW w:type="dxa" w:w="2160"/>
+          </w:tcPr>
+          <w:p>
+            <w:r>
+              <w:rPr>
+                <w:rFonts w:ascii="Microsoft YaHei" w:hAnsi="Microsoft YaHei" w:eastAsia="Microsoft YaHei"/>
+                <w:b w:val="0"/>
+                <w:sz w:val="18"/>
+              </w:rPr>
+              <w:t>P1 · 架构与技术债</w:t>
+            </w:r>
+          </w:p>
+        </w:tc>
+        <w:tc>
+          <w:tcPr>
+            <w:tcW w:type="dxa" w:w="2160"/>
+          </w:tcPr>
+          <w:p>
+            <w:r>
+              <w:rPr>
+                <w:rFonts w:ascii="Microsoft YaHei" w:hAnsi="Microsoft YaHei" w:eastAsia="Microsoft YaHei"/>
+                <w:b w:val="0"/>
+                <w:sz w:val="18"/>
+              </w:rPr>
+              <w:t xml:space="preserve">全局数据状态（Context/Zustand 或数据层变更通知，解决 Sidebar/Home/Todo/Agent 跨页面不同步）；SQLite 读写连接拆分或连接池（慢查询移出全局 </w:t>
+            </w:r>
+            <w:r>
+              <w:rPr>
+                <w:rFonts w:ascii="Consolas" w:hAnsi="Consolas" w:eastAsia="Microsoft YaHei"/>
+                <w:b w:val="0"/>
+                <w:sz w:val="18"/>
+              </w:rPr>
+              <w:t>Mutex</w:t>
+            </w:r>
+            <w:r>
+              <w:rPr>
+                <w:rFonts w:ascii="Microsoft YaHei" w:hAnsi="Microsoft YaHei" w:eastAsia="Microsoft YaHei"/>
+                <w:b w:val="0"/>
+                <w:sz w:val="18"/>
+              </w:rPr>
+              <w:t>）；settings 批量读写合并 IPC；</w:t>
+            </w:r>
+            <w:r>
+              <w:rPr>
+                <w:rFonts w:ascii="Consolas" w:hAnsi="Consolas" w:eastAsia="Microsoft YaHei"/>
+                <w:b w:val="0"/>
+                <w:sz w:val="18"/>
+              </w:rPr>
+              <w:t>todos_update</w:t>
+            </w:r>
+            <w:r>
+              <w:rPr>
+                <w:rFonts w:ascii="Microsoft YaHei" w:hAnsi="Microsoft YaHei" w:eastAsia="Microsoft YaHei"/>
+                <w:b w:val="0"/>
+                <w:sz w:val="18"/>
+              </w:rPr>
+              <w:t>/</w:t>
+            </w:r>
+            <w:r>
+              <w:rPr>
+                <w:rFonts w:ascii="Consolas" w:hAnsi="Consolas" w:eastAsia="Microsoft YaHei"/>
+                <w:b w:val="0"/>
+                <w:sz w:val="18"/>
+              </w:rPr>
+              <w:t>todos_save</w:t>
+            </w:r>
+            <w:r>
+              <w:rPr>
+                <w:rFonts w:ascii="Microsoft YaHei" w:hAnsi="Microsoft YaHei" w:eastAsia="Microsoft YaHei"/>
+                <w:b w:val="0"/>
+                <w:sz w:val="18"/>
+              </w:rPr>
+              <w:t xml:space="preserve"> 收敛与参数类型修正；数据库迁移版本化（</w:t>
+            </w:r>
+            <w:r>
+              <w:rPr>
+                <w:rFonts w:ascii="Consolas" w:hAnsi="Consolas" w:eastAsia="Microsoft YaHei"/>
+                <w:b w:val="0"/>
+                <w:sz w:val="18"/>
+              </w:rPr>
+              <w:t>PRAGMA user_version</w:t>
+            </w:r>
+            <w:r>
+              <w:rPr>
+                <w:rFonts w:ascii="Microsoft YaHei" w:hAnsi="Microsoft YaHei" w:eastAsia="Microsoft YaHei"/>
+                <w:b w:val="0"/>
+                <w:sz w:val="18"/>
+              </w:rPr>
+              <w:t xml:space="preserve"> / migrations 表）；智能体长文本按章节分块 + 要点抽取后再起草</w:t>
+            </w:r>
+          </w:p>
+        </w:tc>
+        <w:tc>
+          <w:tcPr>
+            <w:tcW w:type="dxa" w:w="2160"/>
+          </w:tcPr>
+          <w:p>
+            <w:r>
+              <w:rPr>
+                <w:rFonts w:ascii="Microsoft YaHei" w:hAnsi="Microsoft YaHei" w:eastAsia="Microsoft YaHei"/>
+                <w:b w:val="0"/>
+                <w:sz w:val="18"/>
+              </w:rPr>
+              <w:t>切页/跨组件数据实时一致；无全库阻塞；迁移可表达改表</w:t>
+            </w:r>
+          </w:p>
+        </w:tc>
+        <w:tc>
+          <w:tcPr>
+            <w:tcW w:type="dxa" w:w="2160"/>
+          </w:tcPr>
+          <w:p>
+            <w:r>
+              <w:rPr>
+                <w:rFonts w:ascii="Microsoft YaHei" w:hAnsi="Microsoft YaHei" w:eastAsia="Microsoft YaHei"/>
+                <w:b w:val="0"/>
+                <w:sz w:val="18"/>
+              </w:rPr>
+              <w:t>docs/05 P1</w:t>
+            </w:r>
+          </w:p>
+        </w:tc>
+      </w:tr>
+      <w:tr>
+        <w:tc>
+          <w:tcPr>
+            <w:tcW w:type="dxa" w:w="2160"/>
+          </w:tcPr>
+          <w:p>
+            <w:r>
+              <w:rPr>
+                <w:rFonts w:ascii="Microsoft YaHei" w:hAnsi="Microsoft YaHei" w:eastAsia="Microsoft YaHei"/>
+                <w:b w:val="0"/>
+                <w:sz w:val="18"/>
+              </w:rPr>
+              <w:t>P2 · 中文法库 + 体验</w:t>
+            </w:r>
+          </w:p>
+        </w:tc>
+        <w:tc>
+          <w:tcPr>
+            <w:tcW w:type="dxa" w:w="2160"/>
+          </w:tcPr>
+          <w:p>
+            <w:r>
+              <w:rPr>
+                <w:rFonts w:ascii="Microsoft YaHei" w:hAnsi="Microsoft YaHei" w:eastAsia="Microsoft YaHei"/>
+                <w:b/>
+                <w:sz w:val="18"/>
+              </w:rPr>
+              <w:t>中文全量法库接入（0.7.0 主轴）</w:t>
+            </w:r>
+            <w:r>
+              <w:rPr>
+                <w:rFonts w:ascii="Microsoft YaHei" w:hAnsi="Microsoft YaHei" w:eastAsia="Microsoft YaHei"/>
+                <w:b w:val="0"/>
+                <w:sz w:val="18"/>
+              </w:rPr>
+              <w:t xml:space="preserve">：权威公开源（国家法律法规数据库 flk.npc.gov.cn 等）→ 清洗为 </w:t>
+            </w:r>
+            <w:r>
+              <w:rPr>
+                <w:rFonts w:ascii="Consolas" w:hAnsi="Consolas" w:eastAsia="Microsoft YaHei"/>
+                <w:b w:val="0"/>
+                <w:sz w:val="18"/>
+              </w:rPr>
+              <w:t>title / chapter / article_no / content / source</w:t>
+            </w:r>
+            <w:r>
+              <w:rPr>
+                <w:rFonts w:ascii="Microsoft YaHei" w:hAnsi="Microsoft YaHei" w:eastAsia="Microsoft YaHei"/>
+                <w:b w:val="0"/>
+                <w:sz w:val="18"/>
+              </w:rPr>
+              <w:t xml:space="preserve"> 导入表 → 运行时导入或并入预置库，首批《民法典》等常用法，规模如实标注；引用自检对中文「第X条」可反查。其余：docx 表格化版式（风险清单/批注）、关键词召回 Top 结果模型重排（不做 15 万条全量 embedding）、法规命中高亮 / 按篇树形浏览 / 分页、AI 会话滑动窗口、翻译长文分段、待办日历 / 重复提醒</w:t>
+            </w:r>
+          </w:p>
+        </w:tc>
+        <w:tc>
+          <w:tcPr>
+            <w:tcW w:type="dxa" w:w="2160"/>
+          </w:tcPr>
+          <w:p>
+            <w:r>
+              <w:rPr>
+                <w:rFonts w:ascii="Microsoft YaHei" w:hAnsi="Microsoft YaHei" w:eastAsia="Microsoft YaHei"/>
+                <w:b w:val="0"/>
+                <w:sz w:val="18"/>
+              </w:rPr>
+              <w:t>中文条文检索 + 智能体引用可溯源；交付物版式达标</w:t>
+            </w:r>
+          </w:p>
+        </w:tc>
+        <w:tc>
+          <w:tcPr>
+            <w:tcW w:type="dxa" w:w="2160"/>
+          </w:tcPr>
+          <w:p>
+            <w:r>
+              <w:rPr>
+                <w:rFonts w:ascii="Microsoft YaHei" w:hAnsi="Microsoft YaHei" w:eastAsia="Microsoft YaHei"/>
+                <w:b w:val="0"/>
+                <w:sz w:val="18"/>
+              </w:rPr>
+              <w:t>docs/05 P2、docs/07 §八</w:t>
+            </w:r>
+          </w:p>
+        </w:tc>
+      </w:tr>
+      <w:tr>
+        <w:tc>
+          <w:tcPr>
+            <w:tcW w:type="dxa" w:w="2160"/>
+          </w:tcPr>
+          <w:p>
+            <w:r>
+              <w:rPr>
+                <w:rFonts w:ascii="Microsoft YaHei" w:hAnsi="Microsoft YaHei" w:eastAsia="Microsoft YaHei"/>
+                <w:b w:val="0"/>
+                <w:sz w:val="18"/>
+              </w:rPr>
+              <w:t>P3 · 工程化</w:t>
+            </w:r>
+          </w:p>
+        </w:tc>
+        <w:tc>
+          <w:tcPr>
+            <w:tcW w:type="dxa" w:w="2160"/>
+          </w:tcPr>
+          <w:p>
+            <w:r>
+              <w:rPr>
+                <w:rFonts w:ascii="Microsoft YaHei" w:hAnsi="Microsoft YaHei" w:eastAsia="Microsoft YaHei"/>
+                <w:b w:val="0"/>
+                <w:sz w:val="18"/>
+              </w:rPr>
+              <w:t>Vitest + Rust 单元测试（</w:t>
+            </w:r>
+            <w:r>
+              <w:rPr>
+                <w:rFonts w:ascii="Consolas" w:hAnsi="Consolas" w:eastAsia="Microsoft YaHei"/>
+                <w:b w:val="0"/>
+                <w:sz w:val="18"/>
+              </w:rPr>
+              <w:t>db.rs</w:t>
+            </w:r>
+            <w:r>
+              <w:rPr>
+                <w:rFonts w:ascii="Microsoft YaHei" w:hAnsi="Microsoft YaHei" w:eastAsia="Microsoft YaHei"/>
+                <w:b w:val="0"/>
+                <w:sz w:val="18"/>
+              </w:rPr>
+              <w:t>/</w:t>
+            </w:r>
+            <w:r>
+              <w:rPr>
+                <w:rFonts w:ascii="Consolas" w:hAnsi="Consolas" w:eastAsia="Microsoft YaHei"/>
+                <w:b w:val="0"/>
+                <w:sz w:val="18"/>
+              </w:rPr>
+              <w:t>keycrypt.rs</w:t>
+            </w:r>
+            <w:r>
+              <w:rPr>
+                <w:rFonts w:ascii="Microsoft YaHei" w:hAnsi="Microsoft YaHei" w:eastAsia="Microsoft YaHei"/>
+                <w:b w:val="0"/>
+                <w:sz w:val="18"/>
+              </w:rPr>
+              <w:t>/</w:t>
+            </w:r>
+            <w:r>
+              <w:rPr>
+                <w:rFonts w:ascii="Consolas" w:hAnsi="Consolas" w:eastAsia="Microsoft YaHei"/>
+                <w:b w:val="0"/>
+                <w:sz w:val="18"/>
+              </w:rPr>
+              <w:t>docx.rs</w:t>
+            </w:r>
+            <w:r>
+              <w:rPr>
+                <w:rFonts w:ascii="Microsoft YaHei" w:hAnsi="Microsoft YaHei" w:eastAsia="Microsoft YaHei"/>
+                <w:b w:val="0"/>
+                <w:sz w:val="18"/>
+              </w:rPr>
+              <w:t>/agent 纯函数）+ lint + CI；</w:t>
+            </w:r>
+            <w:r>
+              <w:rPr>
+                <w:rFonts w:ascii="Consolas" w:hAnsi="Consolas" w:eastAsia="Microsoft YaHei"/>
+                <w:b w:val="0"/>
+                <w:sz w:val="18"/>
+              </w:rPr>
+              <w:t>tauri-plugin-updater</w:t>
+            </w:r>
+            <w:r>
+              <w:rPr>
+                <w:rFonts w:ascii="Microsoft YaHei" w:hAnsi="Microsoft YaHei" w:eastAsia="Microsoft YaHei"/>
+                <w:b w:val="0"/>
+                <w:sz w:val="18"/>
+              </w:rPr>
+              <w:t xml:space="preserve">（自动更新）与 </w:t>
+            </w:r>
+            <w:r>
+              <w:rPr>
+                <w:rFonts w:ascii="Consolas" w:hAnsi="Consolas" w:eastAsia="Microsoft YaHei"/>
+                <w:b w:val="0"/>
+                <w:sz w:val="18"/>
+              </w:rPr>
+              <w:t>tauri-plugin-log</w:t>
+            </w:r>
+            <w:r>
+              <w:rPr>
+                <w:rFonts w:ascii="Microsoft YaHei" w:hAnsi="Microsoft YaHei" w:eastAsia="Microsoft YaHei"/>
+                <w:b w:val="0"/>
+                <w:sz w:val="18"/>
+              </w:rPr>
+              <w:t>；按需开启 CSP；启动脚本参数化（不再硬编码作者机器路径）</w:t>
+            </w:r>
+          </w:p>
+        </w:tc>
+        <w:tc>
+          <w:tcPr>
+            <w:tcW w:type="dxa" w:w="2160"/>
+          </w:tcPr>
+          <w:p>
+            <w:r>
+              <w:rPr>
+                <w:rFonts w:ascii="Microsoft YaHei" w:hAnsi="Microsoft YaHei" w:eastAsia="Microsoft YaHei"/>
+                <w:b w:val="0"/>
+                <w:sz w:val="18"/>
+              </w:rPr>
+              <w:t>测试 / lint / CI 全绿；安全项收敛</w:t>
+            </w:r>
+          </w:p>
+        </w:tc>
+        <w:tc>
+          <w:tcPr>
+            <w:tcW w:type="dxa" w:w="2160"/>
+          </w:tcPr>
+          <w:p>
+            <w:r>
+              <w:rPr>
+                <w:rFonts w:ascii="Microsoft YaHei" w:hAnsi="Microsoft YaHei" w:eastAsia="Microsoft YaHei"/>
+                <w:b w:val="0"/>
+                <w:sz w:val="18"/>
+              </w:rPr>
+              <w:t>docs/05 P3</w:t>
+            </w:r>
+          </w:p>
+        </w:tc>
+      </w:tr>
+    </w:tbl>
+    <w:p/>
     <w:p>
       <w:pPr>
         <w:pStyle w:val="Heading2"/>
@@ -2106,7 +3573,7 @@
           <w:rFonts w:ascii="Microsoft YaHei" w:hAnsi="Microsoft YaHei" w:eastAsia="Microsoft YaHei"/>
           <w:b w:val="0"/>
         </w:rPr>
-        <w:t>性能验收：法规检索（关键词）目标 ≤100 ms（FTS5 后应显著优于旧 LIKE）；</w:t>
+        <w:t>性能验收：法规检索（关键词）目标 ≤100 ms（FTS5 后应显著优于旧 LIKE）；实测数字按 docs/09 记录回填；</w:t>
       </w:r>
     </w:p>
     <w:p>
@@ -2176,7 +3643,7 @@
           <w:rFonts w:ascii="Microsoft YaHei" w:hAnsi="Microsoft YaHei" w:eastAsia="Microsoft YaHei"/>
           <w:b w:val="0"/>
         </w:rPr>
-        <w:t>文档同步：README / CHANGELOG / docs 与版本同步（0.4.1 已对齐）。</w:t>
+        <w:t>文档同步：README / CHANGELOG / docs 与版本同步（0.6.0 已对齐）。</w:t>
       </w:r>
     </w:p>
     <w:p>
@@ -2292,7 +3759,23 @@
                 <w:b w:val="0"/>
                 <w:sz w:val="18"/>
               </w:rPr>
-              <w:t>按 docs/07 清单逐项验收并回填；0.4.0 已通过静态与出包验证</w:t>
+              <w:t xml:space="preserve">按 docs/07 清单 + docs/09 执行指引逐项验收并回填；0.6.0「法元」已出包并推送 GitHub（dev / tag </w:t>
+            </w:r>
+            <w:r>
+              <w:rPr>
+                <w:rFonts w:ascii="Consolas" w:hAnsi="Consolas" w:eastAsia="Microsoft YaHei"/>
+                <w:b w:val="0"/>
+                <w:sz w:val="18"/>
+              </w:rPr>
+              <w:t>v0.6.0</w:t>
+            </w:r>
+            <w:r>
+              <w:rPr>
+                <w:rFonts w:ascii="Microsoft YaHei" w:hAnsi="Microsoft YaHei" w:eastAsia="Microsoft YaHei"/>
+                <w:b w:val="0"/>
+                <w:sz w:val="18"/>
+              </w:rPr>
+              <w:t>，2026-09-06），功能面沿用 0.5.0 静态验证</w:t>
             </w:r>
           </w:p>
         </w:tc>
@@ -2309,7 +3792,7 @@
                 <w:b w:val="0"/>
                 <w:sz w:val="18"/>
               </w:rPr>
-              <w:t>中文法条未内置，中文演示命中有限</w:t>
+              <w:t>中文全量法库未内置（0.7.0 路线图），国内法场景不能直接引用中文法条</w:t>
             </w:r>
           </w:p>
         </w:tc>
@@ -2324,7 +3807,7 @@
                 <w:b w:val="0"/>
                 <w:sz w:val="18"/>
               </w:rPr>
-              <w:t>评审演示风险</w:t>
+              <w:t>若主叙事仍走"国内审合同"则口径冲突</w:t>
             </w:r>
           </w:p>
         </w:tc>
@@ -2339,7 +3822,23 @@
                 <w:b w:val="0"/>
                 <w:sz w:val="18"/>
               </w:rPr>
-              <w:t>docs/07 §七 演示关键词对照 + §八 中文法库接入方案（权威公开源，禁止编造）</w:t>
+              <w:t>主场景已定位为</w:t>
+            </w:r>
+            <w:r>
+              <w:rPr>
+                <w:rFonts w:ascii="Microsoft YaHei" w:hAnsi="Microsoft YaHei" w:eastAsia="Microsoft YaHei"/>
+                <w:b/>
+                <w:sz w:val="18"/>
+              </w:rPr>
+              <w:t>涉外/跨境日美法务</w:t>
+            </w:r>
+            <w:r>
+              <w:rPr>
+                <w:rFonts w:ascii="Microsoft YaHei" w:hAnsi="Microsoft YaHei" w:eastAsia="Microsoft YaHei"/>
+                <w:b w:val="0"/>
+                <w:sz w:val="18"/>
+              </w:rPr>
+              <w:t>（引用本地内置日美官方法条）；中文能力以内置示例法条 + 中文文书模板演示；docs/07 §七 演示关键词对照确保现场命中</w:t>
             </w:r>
           </w:p>
         </w:tc>
@@ -2631,7 +4130,7 @@
           <w:rFonts w:ascii="Microsoft YaHei" w:hAnsi="Microsoft YaHei" w:eastAsia="Microsoft YaHei"/>
           <w:b w:val="0"/>
         </w:rPr>
-        <w:t>《CHANGELOG.md》：0.1.0 → 0.4.1 演进记录；</w:t>
+        <w:t>《CHANGELOG.md》：0.1.0 → 0.6.0 演进记录（0.5.0 律衡、0.6.0 法元 · Faron 品牌切换）；</w:t>
       </w:r>
     </w:p>
     <w:p>
@@ -2671,7 +4170,42 @@
           <w:rFonts w:ascii="Microsoft YaHei" w:hAnsi="Microsoft YaHei" w:eastAsia="Microsoft YaHei"/>
           <w:b w:val="0"/>
         </w:rPr>
-        <w:t>docs/06–08：参赛改进方案、真机验收清单、参赛材料包。</w:t>
+        <w:t>docs/06–09：参赛改进方案、真机验收清单、参赛材料包、真机验收执行指引；</w:t>
+      </w:r>
+    </w:p>
+    <w:p>
+      <w:pPr>
+        <w:spacing w:after="40"/>
+        <w:ind w:left="240"/>
+      </w:pPr>
+      <w:r>
+        <w:rPr>
+          <w:rFonts w:ascii="Microsoft YaHei" w:hAnsi="Microsoft YaHei" w:eastAsia="Microsoft YaHei"/>
+          <w:b w:val="0"/>
+        </w:rPr>
+        <w:t xml:space="preserve">•  </w:t>
+      </w:r>
+      <w:r>
+        <w:rPr>
+          <w:rFonts w:ascii="Microsoft YaHei" w:hAnsi="Microsoft YaHei" w:eastAsia="Microsoft YaHei"/>
+          <w:b w:val="0"/>
+        </w:rPr>
+        <w:t xml:space="preserve">GitHub 仓库：主程序 &lt;https://github.com/lin612320/Legal-Workspace&gt;（dev 分支，0.6.0 已打 tag </w:t>
+      </w:r>
+      <w:r>
+        <w:rPr>
+          <w:rFonts w:ascii="Consolas" w:hAnsi="Consolas" w:eastAsia="Microsoft YaHei"/>
+          <w:b w:val="0"/>
+          <w:sz w:val="20"/>
+        </w:rPr>
+        <w:t>v0.6.0</w:t>
+      </w:r>
+      <w:r>
+        <w:rPr>
+          <w:rFonts w:ascii="Microsoft YaHei" w:hAnsi="Microsoft YaHei" w:eastAsia="Microsoft YaHei"/>
+          <w:b w:val="0"/>
+        </w:rPr>
+        <w:t>）；移动端演示 &lt;https://github.com/lin612320/legal-workbench-mobile&gt;（main 分支）。</w:t>
       </w:r>
     </w:p>
     <w:sectPr>

--- a/docs/项目计划书.docx
+++ b/docs/项目计划书.docx
@@ -13,6 +13,44 @@
           <w:sz w:val="40"/>
         </w:rPr>
         <w:t>法元（Faron · 工程名 legal-workbench）项目计划书（历史名：律政工作台 → 律衡）</w:t>
+      </w:r>
+    </w:p>
+    <w:p>
+      <w:pPr>
+        <w:spacing w:after="40"/>
+        <w:ind w:left="240"/>
+      </w:pPr>
+      <w:r>
+        <w:rPr>
+          <w:rFonts w:ascii="Microsoft YaHei" w:hAnsi="Microsoft YaHei" w:eastAsia="Microsoft YaHei"/>
+          <w:b w:val="0"/>
+          <w:color w:val="1F4E79"/>
+        </w:rPr>
+        <w:t xml:space="preserve">▍ </w:t>
+      </w:r>
+      <w:r>
+        <w:rPr>
+          <w:rFonts w:ascii="Microsoft YaHei" w:hAnsi="Microsoft YaHei" w:eastAsia="Microsoft YaHei"/>
+          <w:b w:val="0"/>
+          <w:color w:val="333333"/>
+        </w:rPr>
+        <w:t>⚠ 本文以 0.6.0「法元 · Faron」主版本为基线。</w:t>
+      </w:r>
+      <w:r>
+        <w:rPr>
+          <w:rFonts w:ascii="Microsoft YaHei" w:hAnsi="Microsoft YaHei" w:eastAsia="Microsoft YaHei"/>
+          <w:b/>
+          <w:color w:val="333333"/>
+        </w:rPr>
+        <w:t>`feature/赛事版` 分支</w:t>
+      </w:r>
+      <w:r>
+        <w:rPr>
+          <w:rFonts w:ascii="Microsoft YaHei" w:hAnsi="Microsoft YaHei" w:eastAsia="Microsoft YaHei"/>
+          <w:b w:val="0"/>
+          <w:color w:val="333333"/>
+        </w:rPr>
+        <w:t>差异见 [11-赛事版改动说明.md](11-赛事版改动说明.md)。</w:t>
       </w:r>
     </w:p>
     <w:p>

--- a/docs/项目计划书.docx
+++ b/docs/项目计划书.docx
@@ -116,7 +116,7 @@
           <w:b w:val="0"/>
           <w:color w:val="333333"/>
         </w:rPr>
-        <w:t xml:space="preserve">代码仓库：主程序 https://github.com/lin612320/Legal-Workspace （dev 分支，0.6.0 已打 tag </w:t>
+        <w:t xml:space="preserve">代码仓库：主程序 https://github.com/lin612320/Legal-Workspace （dev 分支，tag </w:t>
       </w:r>
       <w:r>
         <w:rPr>
@@ -125,6 +125,38 @@
           <w:sz w:val="20"/>
         </w:rPr>
         <w:t>v0.6.0</w:t>
+      </w:r>
+      <w:r>
+        <w:rPr>
+          <w:rFonts w:ascii="Microsoft YaHei" w:hAnsi="Microsoft YaHei" w:eastAsia="Microsoft YaHei"/>
+          <w:b w:val="0"/>
+          <w:color w:val="333333"/>
+        </w:rPr>
+        <w:t xml:space="preserve">；赛事版分支 </w:t>
+      </w:r>
+      <w:r>
+        <w:rPr>
+          <w:rFonts w:ascii="Consolas" w:hAnsi="Consolas" w:eastAsia="Microsoft YaHei"/>
+          <w:b w:val="0"/>
+          <w:sz w:val="20"/>
+        </w:rPr>
+        <w:t>feature/赛事版</w:t>
+      </w:r>
+      <w:r>
+        <w:rPr>
+          <w:rFonts w:ascii="Microsoft YaHei" w:hAnsi="Microsoft YaHei" w:eastAsia="Microsoft YaHei"/>
+          <w:b w:val="0"/>
+          <w:color w:val="333333"/>
+        </w:rPr>
+        <w:t xml:space="preserve">，tag </w:t>
+      </w:r>
+      <w:r>
+        <w:rPr>
+          <w:rFonts w:ascii="Consolas" w:hAnsi="Consolas" w:eastAsia="Microsoft YaHei"/>
+          <w:b w:val="0"/>
+          <w:sz w:val="20"/>
+        </w:rPr>
+        <w:t>v0.6.0-赛事版</w:t>
       </w:r>
       <w:r>
         <w:rPr>
@@ -251,6 +283,134 @@
           <w:color w:val="333333"/>
         </w:rPr>
         <w:t>，2026-09-06）。</w:t>
+      </w:r>
+      <w:r>
+        <w:rPr>
+          <w:rFonts w:ascii="Microsoft YaHei" w:hAnsi="Microsoft YaHei" w:eastAsia="Microsoft YaHei"/>
+          <w:b/>
+          <w:color w:val="333333"/>
+        </w:rPr>
+        <w:t>赛事版（提交口径，2026-09-07）</w:t>
+      </w:r>
+      <w:r>
+        <w:rPr>
+          <w:rFonts w:ascii="Microsoft YaHei" w:hAnsi="Microsoft YaHei" w:eastAsia="Microsoft YaHei"/>
+          <w:b w:val="0"/>
+          <w:color w:val="333333"/>
+        </w:rPr>
+        <w:t xml:space="preserve">：分支 </w:t>
+      </w:r>
+      <w:r>
+        <w:rPr>
+          <w:rFonts w:ascii="Consolas" w:hAnsi="Consolas" w:eastAsia="Microsoft YaHei"/>
+          <w:b w:val="0"/>
+          <w:sz w:val="20"/>
+        </w:rPr>
+        <w:t>feature/赛事版</w:t>
+      </w:r>
+      <w:r>
+        <w:rPr>
+          <w:rFonts w:ascii="Microsoft YaHei" w:hAnsi="Microsoft YaHei" w:eastAsia="Microsoft YaHei"/>
+          <w:b w:val="0"/>
+          <w:color w:val="333333"/>
+        </w:rPr>
+        <w:t xml:space="preserve">（tag </w:t>
+      </w:r>
+      <w:r>
+        <w:rPr>
+          <w:rFonts w:ascii="Consolas" w:hAnsi="Consolas" w:eastAsia="Microsoft YaHei"/>
+          <w:b w:val="0"/>
+          <w:sz w:val="20"/>
+        </w:rPr>
+        <w:t>v0.6.0-赛事版</w:t>
+      </w:r>
+      <w:r>
+        <w:rPr>
+          <w:rFonts w:ascii="Microsoft YaHei" w:hAnsi="Microsoft YaHei" w:eastAsia="Microsoft YaHei"/>
+          <w:b w:val="0"/>
+          <w:color w:val="333333"/>
+        </w:rPr>
+        <w:t xml:space="preserve">）——左侧导航收敛为 </w:t>
+      </w:r>
+      <w:r>
+        <w:rPr>
+          <w:rFonts w:ascii="Microsoft YaHei" w:hAnsi="Microsoft YaHei" w:eastAsia="Microsoft YaHei"/>
+          <w:b/>
+          <w:color w:val="333333"/>
+        </w:rPr>
+        <w:t>8 版块</w:t>
+      </w:r>
+      <w:r>
+        <w:rPr>
+          <w:rFonts w:ascii="Microsoft YaHei" w:hAnsi="Microsoft YaHei" w:eastAsia="Microsoft YaHei"/>
+          <w:b w:val="0"/>
+          <w:color w:val="333333"/>
+        </w:rPr>
+        <w:t>（移除「AI 问答」「专注计时」），法规升级为</w:t>
+      </w:r>
+      <w:r>
+        <w:rPr>
+          <w:rFonts w:ascii="Microsoft YaHei" w:hAnsi="Microsoft YaHei" w:eastAsia="Microsoft YaHei"/>
+          <w:b/>
+          <w:color w:val="333333"/>
+        </w:rPr>
+        <w:t>国家 → 领域 → 整法浏览</w:t>
+      </w:r>
+      <w:r>
+        <w:rPr>
+          <w:rFonts w:ascii="Microsoft YaHei" w:hAnsi="Microsoft YaHei" w:eastAsia="Microsoft YaHei"/>
+          <w:b w:val="0"/>
+          <w:color w:val="333333"/>
+        </w:rPr>
+        <w:t>并含双语（</w:t>
+      </w:r>
+      <w:r>
+        <w:rPr>
+          <w:rFonts w:ascii="Microsoft YaHei" w:hAnsi="Microsoft YaHei" w:eastAsia="Microsoft YaHei"/>
+          <w:b/>
+          <w:color w:val="333333"/>
+        </w:rPr>
+        <w:t>美国宪法官方中译条文级内置</w:t>
+      </w:r>
+      <w:r>
+        <w:rPr>
+          <w:rFonts w:ascii="Microsoft YaHei" w:hAnsi="Microsoft YaHei" w:eastAsia="Microsoft YaHei"/>
+          <w:b w:val="0"/>
+          <w:color w:val="333333"/>
+        </w:rPr>
+        <w:t xml:space="preserve">），悬浮球升级 </w:t>
+      </w:r>
+      <w:r>
+        <w:rPr>
+          <w:rFonts w:ascii="Microsoft YaHei" w:hAnsi="Microsoft YaHei" w:eastAsia="Microsoft YaHei"/>
+          <w:b/>
+          <w:color w:val="333333"/>
+        </w:rPr>
+        <w:t>1.0.1</w:t>
+      </w:r>
+      <w:r>
+        <w:rPr>
+          <w:rFonts w:ascii="Microsoft YaHei" w:hAnsi="Microsoft YaHei" w:eastAsia="Microsoft YaHei"/>
+          <w:b w:val="0"/>
+          <w:color w:val="333333"/>
+        </w:rPr>
+        <w:t xml:space="preserve">（窗口尺寸固定/看门狗、抓取模式开关修复）；赛事评审装机包为 </w:t>
+      </w:r>
+      <w:r>
+        <w:rPr>
+          <w:rFonts w:ascii="Consolas" w:hAnsi="Consolas" w:eastAsia="Microsoft YaHei"/>
+          <w:b w:val="0"/>
+          <w:sz w:val="20"/>
+        </w:rPr>
+        <w:t>发布包/法元_0.6.0_赛事版_x64-setup.exe</w:t>
+      </w:r>
+      <w:r>
+        <w:rPr>
+          <w:rFonts w:ascii="Microsoft YaHei" w:hAnsi="Microsoft YaHei" w:eastAsia="Microsoft YaHei"/>
+          <w:b w:val="0"/>
+          <w:color w:val="333333"/>
+        </w:rPr>
+        <w:t>（约 135 MB，含悬浮球 1.0.1）。</w:t>
       </w:r>
     </w:p>
     <w:p>
@@ -2750,6 +2910,108 @@
             <w:r>
               <w:rPr>
                 <w:rFonts w:ascii="Microsoft YaHei" w:hAnsi="Microsoft YaHei" w:eastAsia="Microsoft YaHei"/>
+                <w:b/>
+                <w:sz w:val="18"/>
+              </w:rPr>
+              <w:t>0.6.0-赛事版（本提交版本）</w:t>
+            </w:r>
+          </w:p>
+        </w:tc>
+        <w:tc>
+          <w:tcPr>
+            <w:tcW w:type="dxa" w:w="2160"/>
+          </w:tcPr>
+          <w:p>
+            <w:r>
+              <w:rPr>
+                <w:rFonts w:ascii="Microsoft YaHei" w:hAnsi="Microsoft YaHei" w:eastAsia="Microsoft YaHei"/>
+                <w:b/>
+                <w:sz w:val="18"/>
+              </w:rPr>
+              <w:t>2026-09-07</w:t>
+            </w:r>
+          </w:p>
+        </w:tc>
+        <w:tc>
+          <w:tcPr>
+            <w:tcW w:type="dxa" w:w="2160"/>
+          </w:tcPr>
+          <w:p>
+            <w:r>
+              <w:rPr>
+                <w:rFonts w:ascii="Microsoft YaHei" w:hAnsi="Microsoft YaHei" w:eastAsia="Microsoft YaHei"/>
+                <w:b/>
+                <w:sz w:val="18"/>
+              </w:rPr>
+              <w:t>分支 `feature/赛事版`：导航 10 → 8 版块（移除「AI 问答」「专注计时」）；法规升级为国家/领域/整法浏览 + 双语（双语法名、条文跳转、打印 PDF、正文可复制、中文检索、美国宪法官方中译条文级内置）；悬浮球 1.0.1（窗口尺寸固定 + 看门狗、抓取模式开关修复）</w:t>
+            </w:r>
+          </w:p>
+        </w:tc>
+        <w:tc>
+          <w:tcPr>
+            <w:tcW w:type="dxa" w:w="2160"/>
+          </w:tcPr>
+          <w:p>
+            <w:r>
+              <w:rPr>
+                <w:rFonts w:ascii="Microsoft YaHei" w:hAnsi="Microsoft YaHei" w:eastAsia="Microsoft YaHei"/>
+                <w:b w:val="0"/>
+                <w:sz w:val="18"/>
+              </w:rPr>
+              <w:t xml:space="preserve">✅ 已出包并推送 GitHub（tag </w:t>
+            </w:r>
+            <w:r>
+              <w:rPr>
+                <w:rFonts w:ascii="Microsoft YaHei" w:hAnsi="Microsoft YaHei" w:eastAsia="Microsoft YaHei"/>
+                <w:b/>
+                <w:sz w:val="18"/>
+              </w:rPr>
+              <w:t>`v0.6.0-赛事版`</w:t>
+            </w:r>
+            <w:r>
+              <w:rPr>
+                <w:rFonts w:ascii="Microsoft YaHei" w:hAnsi="Microsoft YaHei" w:eastAsia="Microsoft YaHei"/>
+                <w:b w:val="0"/>
+                <w:sz w:val="18"/>
+              </w:rPr>
+              <w:t>）：</w:t>
+            </w:r>
+            <w:r>
+              <w:rPr>
+                <w:rFonts w:ascii="Consolas" w:hAnsi="Consolas" w:eastAsia="Microsoft YaHei"/>
+                <w:b w:val="0"/>
+                <w:sz w:val="18"/>
+              </w:rPr>
+              <w:t>发布包/法元_0.6.0_赛事版_x64-setup.exe</w:t>
+            </w:r>
+            <w:r>
+              <w:rPr>
+                <w:rFonts w:ascii="Microsoft YaHei" w:hAnsi="Microsoft YaHei" w:eastAsia="Microsoft YaHei"/>
+                <w:b w:val="0"/>
+                <w:sz w:val="18"/>
+              </w:rPr>
+              <w:t xml:space="preserve">（约 135 MB，含悬浮球 1.0.1）＋便携 </w:t>
+            </w:r>
+            <w:r>
+              <w:rPr>
+                <w:rFonts w:ascii="Consolas" w:hAnsi="Consolas" w:eastAsia="Microsoft YaHei"/>
+                <w:b w:val="0"/>
+                <w:sz w:val="18"/>
+              </w:rPr>
+              <w:t>发布包/悬浮球助手 1.0.1_赛事版.exe</w:t>
+            </w:r>
+          </w:p>
+        </w:tc>
+      </w:tr>
+      <w:tr>
+        <w:tc>
+          <w:tcPr>
+            <w:tcW w:type="dxa" w:w="2160"/>
+          </w:tcPr>
+          <w:p>
+            <w:r>
+              <w:rPr>
+                <w:rFonts w:ascii="Microsoft YaHei" w:hAnsi="Microsoft YaHei" w:eastAsia="Microsoft YaHei"/>
                 <w:b w:val="0"/>
                 <w:sz w:val="18"/>
               </w:rPr>
